--- a/codecamp_summary/Sumo_Arena.docx
+++ b/codecamp_summary/Sumo_Arena.docx
@@ -17,23 +17,7 @@
           <w:sz w:val="32"/>
           <w:szCs w:val="32"/>
         </w:rPr>
-        <w:t>[</w:t>
-      </w:r>
-      <w:r>
-        <w:rPr>
-          <w:b/>
-          <w:sz w:val="32"/>
-          <w:szCs w:val="32"/>
-        </w:rPr>
-        <w:t>Sumo Arena</w:t>
-      </w:r>
-      <w:r>
-        <w:rPr>
-          <w:b/>
-          <w:sz w:val="32"/>
-          <w:szCs w:val="32"/>
-        </w:rPr>
-        <w:t>]</w:t>
+        <w:t>[Sumo Arena]</w:t>
       </w:r>
     </w:p>
     <w:tbl>
@@ -51,14 +35,14 @@
         <w:tblLook w:noHBand="0" w:noVBand="1" w:firstColumn="1" w:lastRow="0" w:lastColumn="0" w:firstRow="1" w:val="04a0"/>
       </w:tblPr>
       <w:tblGrid>
-        <w:gridCol w:w="5670"/>
-        <w:gridCol w:w="5770"/>
+        <w:gridCol w:w="5669"/>
+        <w:gridCol w:w="5771"/>
       </w:tblGrid>
       <w:tr>
         <w:trPr/>
         <w:tc>
           <w:tcPr>
-            <w:tcW w:w="5670" w:type="dxa"/>
+            <w:tcW w:w="5669" w:type="dxa"/>
             <w:tcBorders>
               <w:end w:val="single" w:sz="6" w:space="0" w:color="000000"/>
             </w:tcBorders>
@@ -75,169 +59,19 @@
                 <w:sz w:val="22"/>
                 <w:u w:val="single"/>
               </w:rPr>
-              <w:t>[</w:t>
-            </w:r>
-            <w:r>
-              <w:rPr>
-                <w:b/>
-                <w:sz w:val="22"/>
-                <w:u w:val="single"/>
-              </w:rPr>
-              <w:t>The Countdown Begins</w:t>
-            </w:r>
-            <w:r>
-              <w:rPr>
-                <w:b/>
-                <w:sz w:val="22"/>
-                <w:u w:val="single"/>
-              </w:rPr>
-              <w:t>]</w:t>
-            </w:r>
-          </w:p>
-          <w:p>
-            <w:pPr>
-              <w:pStyle w:val="Normal"/>
-              <w:spacing w:before="0" w:after="80"/>
-              <w:rPr/>
-            </w:pPr>
-            <w:r>
-              <w:rPr/>
-              <w:t>Timer</w:t>
-            </w:r>
-            <w:r>
-              <w:rPr/>
-              <w:t xml:space="preserve"> </w:t>
-            </w:r>
-            <w:bookmarkStart w:id="0" w:name="__DdeLink__69_1464728989"/>
-            <w:r>
-              <w:rPr/>
-              <w:t xml:space="preserve">function </w:t>
-            </w:r>
-            <w:r>
-              <w:rPr/>
-              <w:t xml:space="preserve">in </w:t>
-            </w:r>
-            <w:r>
-              <w:rPr/>
-              <w:t>Champion</w:t>
-            </w:r>
-          </w:p>
-          <w:p>
-            <w:pPr>
-              <w:pStyle w:val="Normal"/>
-              <w:spacing w:before="0" w:after="80"/>
-              <w:rPr/>
-            </w:pPr>
-            <w:r>
-              <w:rPr/>
-              <w:t xml:space="preserve">Type: </w:t>
-            </w:r>
-            <w:r>
-              <w:rPr/>
-              <w:t>When this actor is created</w:t>
-            </w:r>
-          </w:p>
-          <w:p>
-            <w:pPr>
-              <w:pStyle w:val="Normal"/>
-              <w:spacing w:before="0" w:after="80"/>
-              <w:rPr/>
-            </w:pPr>
-            <w:r>
-              <w:rPr/>
-              <w:t xml:space="preserve">Name: </w:t>
-            </w:r>
-            <w:r>
-              <w:rPr/>
-              <w:t>Timer</w:t>
-            </w:r>
-            <w:bookmarkEnd w:id="0"/>
-          </w:p>
-          <w:p>
-            <w:pPr>
-              <w:pStyle w:val="Normal"/>
-              <w:spacing w:before="0" w:after="80"/>
-              <w:rPr/>
-            </w:pPr>
-            <w:r>
-              <w:rPr/>
-              <w:t>Create a new Owner variable `timer` with default value 20</w:t>
-            </w:r>
-          </w:p>
-          <w:p>
-            <w:pPr>
-              <w:pStyle w:val="Normal"/>
-              <w:spacing w:before="0" w:after="80"/>
-              <w:rPr/>
-            </w:pPr>
-            <w:r>
-              <w:rPr/>
-              <w:t>Set timer to 20</w:t>
-            </w:r>
-          </w:p>
-          <w:p>
-            <w:pPr>
-              <w:pStyle w:val="Normal"/>
-              <w:spacing w:before="0" w:after="80"/>
-              <w:rPr/>
-            </w:pPr>
-            <w:r>
-              <w:rPr/>
-              <w:t xml:space="preserve">Countdown function in </w:t>
-            </w:r>
-            <w:r>
-              <w:rPr/>
-              <w:t>Champion</w:t>
-            </w:r>
-          </w:p>
-          <w:p>
-            <w:pPr>
-              <w:pStyle w:val="Normal"/>
-              <w:spacing w:before="0" w:after="80"/>
-              <w:rPr/>
-            </w:pPr>
-            <w:r>
-              <w:rPr/>
-              <w:t xml:space="preserve">Type: </w:t>
-            </w:r>
-            <w:r>
-              <w:rPr/>
-              <w:t>Every x seconds</w:t>
-            </w:r>
-          </w:p>
-          <w:p>
-            <w:pPr>
-              <w:pStyle w:val="Normal"/>
-              <w:spacing w:before="0" w:after="80"/>
-              <w:rPr/>
-            </w:pPr>
-            <w:r>
-              <w:rPr/>
-              <w:t>Name: Countdown</w:t>
-            </w:r>
-          </w:p>
-          <w:p>
-            <w:pPr>
-              <w:pStyle w:val="Normal"/>
-              <w:spacing w:before="0" w:after="80"/>
-              <w:rPr>
-                <w:i/>
-              </w:rPr>
-            </w:pPr>
-            <w:r>
               <w:drawing>
-                <wp:anchor distT="0" distB="0" distL="0" distR="0" simplePos="0" relativeHeight="5" behindDoc="0" locked="0" layoutInCell="0" allowOverlap="1">
+                <wp:anchor distT="0" distB="0" distL="0" distR="0" simplePos="0" relativeHeight="2" behindDoc="0" locked="0" layoutInCell="0" allowOverlap="1">
                   <wp:simplePos x="0" y="0"/>
                   <wp:positionH relativeFrom="column">
-                    <wp:align>center</wp:align>
+                    <wp:posOffset>3585210</wp:posOffset>
                   </wp:positionH>
                   <wp:positionV relativeFrom="paragraph">
-                    <wp:posOffset>635</wp:posOffset>
+                    <wp:posOffset>2182495</wp:posOffset>
                   </wp:positionV>
-                  <wp:extent cx="2868295" cy="1343660"/>
+                  <wp:extent cx="3834130" cy="1810385"/>
                   <wp:effectExtent l="0" t="0" r="0" b="0"/>
                   <wp:wrapSquare wrapText="largest"/>
-                  <wp:docPr id="1" name="Image1"/>
+                  <wp:docPr id="1" name="Image4"/>
                   <wp:cNvGraphicFramePr>
                     <a:graphicFrameLocks xmlns:a="http://schemas.openxmlformats.org/drawingml/2006/main" noChangeAspect="1"/>
                   </wp:cNvGraphicFramePr>
@@ -245,13 +79,176 @@
                     <a:graphicData uri="http://schemas.openxmlformats.org/drawingml/2006/picture">
                       <pic:pic xmlns:pic="http://schemas.openxmlformats.org/drawingml/2006/picture">
                         <pic:nvPicPr>
-                          <pic:cNvPr id="1" name="Image1"/>
+                          <pic:cNvPr id="1" name="Image4"/>
                           <pic:cNvPicPr>
                             <a:picLocks noChangeAspect="1" noChangeArrowheads="1"/>
                           </pic:cNvPicPr>
                         </pic:nvPicPr>
                         <pic:blipFill>
                           <a:blip r:embed="rId2"/>
+                          <a:stretch>
+                            <a:fillRect/>
+                          </a:stretch>
+                        </pic:blipFill>
+                        <pic:spPr bwMode="auto">
+                          <a:xfrm>
+                            <a:off x="0" y="0"/>
+                            <a:ext cx="3834130" cy="1810385"/>
+                          </a:xfrm>
+                          <a:prstGeom prst="rect">
+                            <a:avLst/>
+                          </a:prstGeom>
+                          <a:noFill/>
+                        </pic:spPr>
+                      </pic:pic>
+                    </a:graphicData>
+                  </a:graphic>
+                </wp:anchor>
+              </w:drawing>
+            </w:r>
+            <w:r>
+              <w:rPr>
+                <w:b/>
+                <w:sz w:val="22"/>
+                <w:u w:val="single"/>
+              </w:rPr>
+              <w:t>[The Countdown Begins]</w:t>
+            </w:r>
+          </w:p>
+          <w:p>
+            <w:pPr>
+              <w:pStyle w:val="Normal"/>
+              <w:spacing w:before="0" w:after="80"/>
+              <w:rPr/>
+            </w:pPr>
+            <w:r>
+              <w:rPr/>
+              <w:t xml:space="preserve">Timer </w:t>
+            </w:r>
+            <w:bookmarkStart w:id="0" w:name="__DdeLink__69_1464728989"/>
+            <w:r>
+              <w:rPr/>
+              <w:t>function in Champion</w:t>
+            </w:r>
+          </w:p>
+          <w:p>
+            <w:pPr>
+              <w:pStyle w:val="Normal"/>
+              <w:spacing w:before="0" w:after="80"/>
+              <w:rPr/>
+            </w:pPr>
+            <w:r>
+              <w:rPr/>
+              <w:t>Type: When this actor is created</w:t>
+            </w:r>
+          </w:p>
+          <w:p>
+            <w:pPr>
+              <w:pStyle w:val="Normal"/>
+              <w:spacing w:before="0" w:after="80"/>
+              <w:rPr/>
+            </w:pPr>
+            <w:r>
+              <w:rPr/>
+              <w:t>Name: Timer</w:t>
+            </w:r>
+            <w:bookmarkEnd w:id="0"/>
+          </w:p>
+          <w:p>
+            <w:pPr>
+              <w:pStyle w:val="Normal"/>
+              <w:spacing w:before="0" w:after="80"/>
+              <w:rPr/>
+            </w:pPr>
+            <w:r>
+              <w:rPr/>
+              <w:t>Create a new Owner variable `timer` with default value 20</w:t>
+            </w:r>
+          </w:p>
+          <w:p>
+            <w:pPr>
+              <w:pStyle w:val="Normal"/>
+              <w:spacing w:before="0" w:after="80"/>
+              <w:rPr/>
+            </w:pPr>
+            <w:r>
+              <w:rPr/>
+              <w:t>Set timer to 20</w:t>
+            </w:r>
+          </w:p>
+          <w:p>
+            <w:pPr>
+              <w:pStyle w:val="Normal"/>
+              <w:spacing w:before="0" w:after="80"/>
+              <w:rPr/>
+            </w:pPr>
+            <w:r>
+              <w:rPr/>
+              <w:t>Countdown function in Champion</w:t>
+            </w:r>
+          </w:p>
+          <w:p>
+            <w:pPr>
+              <w:pStyle w:val="Normal"/>
+              <w:spacing w:before="0" w:after="80"/>
+              <w:rPr/>
+            </w:pPr>
+            <w:r>
+              <w:rPr/>
+              <w:t>Type: Every x seconds</w:t>
+            </w:r>
+          </w:p>
+          <w:p>
+            <w:pPr>
+              <w:pStyle w:val="Normal"/>
+              <w:spacing w:before="0" w:after="80"/>
+              <w:rPr/>
+            </w:pPr>
+            <w:r>
+              <w:rPr/>
+              <w:t>Name: Countdown</w:t>
+            </w:r>
+          </w:p>
+          <w:p>
+            <w:pPr>
+              <w:pStyle w:val="Normal"/>
+              <w:spacing w:before="0" w:after="80"/>
+              <w:rPr>
+                <w:i/>
+              </w:rPr>
+            </w:pPr>
+            <w:r>
+              <w:rPr>
+                <w:i w:val="false"/>
+                <w:iCs w:val="false"/>
+              </w:rPr>
+              <w:drawing>
+                <wp:anchor distT="0" distB="0" distL="0" distR="0" simplePos="0" relativeHeight="4" behindDoc="0" locked="0" layoutInCell="0" allowOverlap="1">
+                  <wp:simplePos x="0" y="0"/>
+                  <wp:positionH relativeFrom="column">
+                    <wp:posOffset>-34925</wp:posOffset>
+                  </wp:positionH>
+                  <wp:positionV relativeFrom="paragraph">
+                    <wp:posOffset>16510</wp:posOffset>
+                  </wp:positionV>
+                  <wp:extent cx="2868295" cy="1343660"/>
+                  <wp:effectExtent l="0" t="0" r="0" b="0"/>
+                  <wp:wrapSquare wrapText="largest"/>
+                  <wp:docPr id="2" name="Image1"/>
+                  <wp:cNvGraphicFramePr>
+                    <a:graphicFrameLocks xmlns:a="http://schemas.openxmlformats.org/drawingml/2006/main" noChangeAspect="1"/>
+                  </wp:cNvGraphicFramePr>
+                  <a:graphic xmlns:a="http://schemas.openxmlformats.org/drawingml/2006/main">
+                    <a:graphicData uri="http://schemas.openxmlformats.org/drawingml/2006/picture">
+                      <pic:pic xmlns:pic="http://schemas.openxmlformats.org/drawingml/2006/picture">
+                        <pic:nvPicPr>
+                          <pic:cNvPr id="2" name="Image1"/>
+                          <pic:cNvPicPr>
+                            <a:picLocks noChangeAspect="1" noChangeArrowheads="1"/>
+                          </pic:cNvPicPr>
+                        </pic:nvPicPr>
+                        <pic:blipFill>
+                          <a:blip r:embed="rId3"/>
                           <a:stretch>
                             <a:fillRect/>
                           </a:stretch>
@@ -272,19 +269,35 @@
                 </wp:anchor>
               </w:drawing>
             </w:r>
+          </w:p>
+          <w:p>
+            <w:pPr>
+              <w:pStyle w:val="Normal"/>
+              <w:spacing w:before="0" w:after="80"/>
+              <w:rPr>
+                <w:i/>
+              </w:rPr>
+            </w:pPr>
             <w:r>
               <w:rPr>
                 <w:i w:val="false"/>
                 <w:iCs w:val="false"/>
               </w:rPr>
-              <w:t xml:space="preserve">Label function </w:t>
-            </w:r>
+            </w:r>
+          </w:p>
+          <w:p>
+            <w:pPr>
+              <w:pStyle w:val="Normal"/>
+              <w:spacing w:before="0" w:after="80"/>
+              <w:rPr>
+                <w:i/>
+              </w:rPr>
+            </w:pPr>
             <w:r>
               <w:rPr>
                 <w:i w:val="false"/>
                 <w:iCs w:val="false"/>
               </w:rPr>
-              <w:t>in Champion</w:t>
             </w:r>
           </w:p>
           <w:p>
@@ -292,16 +305,29 @@
               <w:pStyle w:val="Normal"/>
               <w:spacing w:before="0" w:after="80"/>
               <w:rPr>
+                <w:i/>
+              </w:rPr>
+            </w:pPr>
+            <w:r>
+              <w:rPr>
                 <w:i w:val="false"/>
                 <w:iCs w:val="false"/>
               </w:rPr>
+            </w:r>
+          </w:p>
+          <w:p>
+            <w:pPr>
+              <w:pStyle w:val="Normal"/>
+              <w:spacing w:before="0" w:after="80"/>
+              <w:rPr>
+                <w:i/>
+              </w:rPr>
             </w:pPr>
             <w:r>
               <w:rPr>
                 <w:i w:val="false"/>
                 <w:iCs w:val="false"/>
               </w:rPr>
-              <w:t>Type: When this actor is updated</w:t>
             </w:r>
           </w:p>
           <w:p>
@@ -309,16 +335,29 @@
               <w:pStyle w:val="Normal"/>
               <w:spacing w:before="0" w:after="80"/>
               <w:rPr>
+                <w:i/>
+              </w:rPr>
+            </w:pPr>
+            <w:r>
+              <w:rPr>
                 <w:i w:val="false"/>
                 <w:iCs w:val="false"/>
               </w:rPr>
+            </w:r>
+          </w:p>
+          <w:p>
+            <w:pPr>
+              <w:pStyle w:val="Normal"/>
+              <w:spacing w:before="0" w:after="80"/>
+              <w:rPr>
+                <w:i/>
+              </w:rPr>
             </w:pPr>
             <w:r>
               <w:rPr>
                 <w:i w:val="false"/>
                 <w:iCs w:val="false"/>
               </w:rPr>
-              <w:t>Name: Labels</w:t>
             </w:r>
           </w:p>
           <w:p>
@@ -331,21 +370,71 @@
             </w:pPr>
             <w:r>
               <w:rPr>
+                <w:i w:val="false"/>
+                <w:iCs w:val="false"/>
+              </w:rPr>
+              <w:t>Label function in Champion</w:t>
+            </w:r>
+          </w:p>
+          <w:p>
+            <w:pPr>
+              <w:pStyle w:val="Normal"/>
+              <w:spacing w:before="0" w:after="80"/>
+              <w:rPr>
+                <w:i w:val="false"/>
+                <w:iCs w:val="false"/>
+              </w:rPr>
+            </w:pPr>
+            <w:r>
+              <w:rPr>
+                <w:i w:val="false"/>
+                <w:iCs w:val="false"/>
+              </w:rPr>
+              <w:t>Type: When this actor is updated</w:t>
+            </w:r>
+          </w:p>
+          <w:p>
+            <w:pPr>
+              <w:pStyle w:val="Normal"/>
+              <w:spacing w:before="0" w:after="80"/>
+              <w:rPr>
+                <w:i w:val="false"/>
+                <w:iCs w:val="false"/>
+              </w:rPr>
+            </w:pPr>
+            <w:r>
+              <w:rPr>
+                <w:i w:val="false"/>
+                <w:iCs w:val="false"/>
+              </w:rPr>
+              <w:t>Name: Labels</w:t>
+            </w:r>
+          </w:p>
+          <w:p>
+            <w:pPr>
+              <w:pStyle w:val="Normal"/>
+              <w:spacing w:before="0" w:after="80"/>
+              <w:rPr>
                 <w:i/>
               </w:rPr>
+            </w:pPr>
+            <w:r>
+              <w:rPr>
+                <w:i/>
+              </w:rPr>
               <w:drawing>
-                <wp:anchor distT="0" distB="0" distL="0" distR="0" simplePos="0" relativeHeight="4" behindDoc="0" locked="0" layoutInCell="0" allowOverlap="1">
+                <wp:anchor distT="0" distB="0" distL="0" distR="0" simplePos="0" relativeHeight="5" behindDoc="0" locked="0" layoutInCell="0" allowOverlap="1">
                   <wp:simplePos x="0" y="0"/>
                   <wp:positionH relativeFrom="column">
-                    <wp:align>center</wp:align>
+                    <wp:posOffset>441325</wp:posOffset>
                   </wp:positionH>
                   <wp:positionV relativeFrom="paragraph">
-                    <wp:posOffset>635</wp:posOffset>
+                    <wp:posOffset>65405</wp:posOffset>
                   </wp:positionV>
                   <wp:extent cx="2857500" cy="674370"/>
                   <wp:effectExtent l="0" t="0" r="0" b="0"/>
                   <wp:wrapSquare wrapText="largest"/>
-                  <wp:docPr id="2" name="Image2"/>
+                  <wp:docPr id="3" name="Image2"/>
                   <wp:cNvGraphicFramePr>
                     <a:graphicFrameLocks xmlns:a="http://schemas.openxmlformats.org/drawingml/2006/main" noChangeAspect="1"/>
                   </wp:cNvGraphicFramePr>
@@ -353,13 +442,13 @@
                     <a:graphicData uri="http://schemas.openxmlformats.org/drawingml/2006/picture">
                       <pic:pic xmlns:pic="http://schemas.openxmlformats.org/drawingml/2006/picture">
                         <pic:nvPicPr>
-                          <pic:cNvPr id="2" name="Image2"/>
+                          <pic:cNvPr id="3" name="Image2"/>
                           <pic:cNvPicPr>
                             <a:picLocks noChangeAspect="1" noChangeArrowheads="1"/>
                           </pic:cNvPicPr>
                         </pic:nvPicPr>
                         <pic:blipFill>
-                          <a:blip r:embed="rId3"/>
+                          <a:blip r:embed="rId4"/>
                           <a:stretch>
                             <a:fillRect/>
                           </a:stretch>
@@ -420,8 +509,8 @@
                 <w:i/>
               </w:rPr>
             </w:pPr>
-            <w:bookmarkStart w:id="1" w:name="__DdeLink__76_1464728989"/>
-            <w:bookmarkStart w:id="2" w:name="__DdeLink__73_1464728989"/>
+            <w:bookmarkStart w:id="1" w:name="__DdeLink__73_1464728989"/>
+            <w:bookmarkStart w:id="2" w:name="__DdeLink__76_1464728989"/>
             <w:r>
               <w:rPr>
                 <w:i/>
@@ -450,23 +539,7 @@
                 <w:sz w:val="22"/>
                 <w:u w:val="single"/>
               </w:rPr>
-              <w:t>[</w:t>
-            </w:r>
-            <w:r>
-              <w:rPr>
-                <w:b/>
-                <w:sz w:val="22"/>
-                <w:u w:val="single"/>
-              </w:rPr>
-              <w:t>The Challengers Emerge!</w:t>
-            </w:r>
-            <w:r>
-              <w:rPr>
-                <w:b/>
-                <w:sz w:val="22"/>
-                <w:u w:val="single"/>
-              </w:rPr>
-              <w:t>]</w:t>
+              <w:t>[The Challengers Emerge!]</w:t>
             </w:r>
             <w:bookmarkEnd w:id="3"/>
           </w:p>
@@ -478,11 +551,7 @@
             </w:pPr>
             <w:r>
               <w:rPr/>
-              <w:t>Create a</w:t>
-            </w:r>
-            <w:r>
-              <w:rPr/>
-              <w:t xml:space="preserve"> Custom function `Direction` in Challenger</w:t>
+              <w:t>Create a Custom function `Direction` in Challenger</w:t>
             </w:r>
           </w:p>
           <w:p>
@@ -493,11 +562,7 @@
             </w:pPr>
             <w:r>
               <w:rPr/>
-              <w:t xml:space="preserve">Type: </w:t>
-            </w:r>
-            <w:r>
-              <w:rPr/>
-              <w:t>Custom</w:t>
+              <w:t>Type: Custom</w:t>
             </w:r>
           </w:p>
           <w:p>
@@ -508,11 +573,7 @@
             </w:pPr>
             <w:r>
               <w:rPr/>
-              <w:t xml:space="preserve">Name: </w:t>
-            </w:r>
-            <w:r>
-              <w:rPr/>
-              <w:t>Direction</w:t>
+              <w:t>Name: Direction</w:t>
             </w:r>
           </w:p>
           <w:p>
@@ -520,22 +581,25 @@
               <w:pStyle w:val="Normal"/>
               <w:spacing w:before="80" w:after="140"/>
               <w:jc w:val="center"/>
+              <w:rPr>
+                <w:i/>
+              </w:rPr>
+            </w:pPr>
+            <w:r>
               <w:rPr/>
-            </w:pPr>
-            <w:r>
               <w:drawing>
-                <wp:anchor distT="0" distB="0" distL="0" distR="0" simplePos="0" relativeHeight="8" behindDoc="0" locked="0" layoutInCell="0" allowOverlap="1">
+                <wp:anchor distT="0" distB="0" distL="0" distR="0" simplePos="0" relativeHeight="6" behindDoc="0" locked="0" layoutInCell="0" allowOverlap="1">
                   <wp:simplePos x="0" y="0"/>
                   <wp:positionH relativeFrom="column">
-                    <wp:align>center</wp:align>
+                    <wp:posOffset>4445</wp:posOffset>
                   </wp:positionH>
                   <wp:positionV relativeFrom="paragraph">
-                    <wp:posOffset>635</wp:posOffset>
+                    <wp:posOffset>66040</wp:posOffset>
                   </wp:positionV>
                   <wp:extent cx="2857500" cy="1199515"/>
                   <wp:effectExtent l="0" t="0" r="0" b="0"/>
                   <wp:wrapSquare wrapText="largest"/>
-                  <wp:docPr id="3" name="Image3"/>
+                  <wp:docPr id="4" name="Image3"/>
                   <wp:cNvGraphicFramePr>
                     <a:graphicFrameLocks xmlns:a="http://schemas.openxmlformats.org/drawingml/2006/main" noChangeAspect="1"/>
                   </wp:cNvGraphicFramePr>
@@ -543,13 +607,13 @@
                     <a:graphicData uri="http://schemas.openxmlformats.org/drawingml/2006/picture">
                       <pic:pic xmlns:pic="http://schemas.openxmlformats.org/drawingml/2006/picture">
                         <pic:nvPicPr>
-                          <pic:cNvPr id="3" name="Image3"/>
+                          <pic:cNvPr id="4" name="Image3"/>
                           <pic:cNvPicPr>
                             <a:picLocks noChangeAspect="1" noChangeArrowheads="1"/>
                           </pic:cNvPicPr>
                         </pic:nvPicPr>
                         <pic:blipFill>
-                          <a:blip r:embed="rId4"/>
+                          <a:blip r:embed="rId5"/>
                           <a:stretch>
                             <a:fillRect/>
                           </a:stretch>
@@ -570,12 +634,6 @@
                 </wp:anchor>
               </w:drawing>
             </w:r>
-            <w:r>
-              <w:rPr>
-                <w:i/>
-              </w:rPr>
-              <w:t xml:space="preserve">         </w:t>
-            </w:r>
           </w:p>
           <w:p>
             <w:pPr>
@@ -633,19 +691,189 @@
             </w:pPr>
             <w:r>
               <w:rPr/>
+            </w:r>
+          </w:p>
+          <w:p>
+            <w:pPr>
+              <w:pStyle w:val="Normal"/>
+              <w:spacing w:before="0" w:after="80"/>
+              <w:rPr/>
+            </w:pPr>
+            <w:r>
+              <w:rPr/>
+            </w:r>
+          </w:p>
+          <w:p>
+            <w:pPr>
+              <w:pStyle w:val="Normal"/>
+              <w:jc w:val="center"/>
+              <w:rPr>
+                <w:b/>
+                <w:sz w:val="22"/>
+                <w:u w:val="single"/>
+              </w:rPr>
+            </w:pPr>
+            <w:r>
+              <w:rPr>
+                <w:b/>
+                <w:sz w:val="22"/>
+                <w:u w:val="single"/>
+              </w:rPr>
+            </w:r>
+          </w:p>
+          <w:p>
+            <w:pPr>
+              <w:pStyle w:val="Normal"/>
+              <w:jc w:val="center"/>
+              <w:rPr>
+                <w:b/>
+                <w:sz w:val="22"/>
+                <w:u w:val="single"/>
+              </w:rPr>
+            </w:pPr>
+            <w:r>
+              <w:rPr>
+                <w:b/>
+                <w:sz w:val="22"/>
+                <w:u w:val="single"/>
+              </w:rPr>
+            </w:r>
+          </w:p>
+          <w:p>
+            <w:pPr>
+              <w:pStyle w:val="Normal"/>
+              <w:jc w:val="center"/>
+              <w:rPr>
+                <w:b/>
+                <w:sz w:val="22"/>
+                <w:u w:val="single"/>
+              </w:rPr>
+            </w:pPr>
+            <w:r>
+              <w:rPr>
+                <w:b/>
+                <w:sz w:val="22"/>
+                <w:u w:val="single"/>
+              </w:rPr>
+              <w:t>[Not that easy!]</w:t>
+            </w:r>
+          </w:p>
+          <w:p>
+            <w:pPr>
+              <w:pStyle w:val="Normal"/>
+              <w:jc w:val="start"/>
+              <w:rPr>
+                <w:b w:val="false"/>
+                <w:bCs w:val="false"/>
+                <w:sz w:val="21"/>
+                <w:szCs w:val="21"/>
+                <w:u w:val="none"/>
+              </w:rPr>
+            </w:pPr>
+            <w:r>
+              <w:rPr>
+                <w:b w:val="false"/>
+                <w:bCs w:val="false"/>
+                <w:sz w:val="21"/>
+                <w:szCs w:val="21"/>
+                <w:u w:val="none"/>
+              </w:rPr>
+              <w:t>Let add some challenge: If the challengers sense that they are too lose to the edge, they will move away from it.Create the Border AI function inside the Challenger actor</w:t>
+            </w:r>
+          </w:p>
+          <w:p>
+            <w:pPr>
+              <w:pStyle w:val="Normal"/>
+              <w:jc w:val="start"/>
+              <w:rPr>
+                <w:b w:val="false"/>
+                <w:bCs w:val="false"/>
+                <w:sz w:val="21"/>
+                <w:szCs w:val="21"/>
+                <w:u w:val="none"/>
+              </w:rPr>
+            </w:pPr>
+            <w:r>
+              <w:rPr>
+                <w:b w:val="false"/>
+                <w:bCs w:val="false"/>
+                <w:sz w:val="21"/>
+                <w:szCs w:val="21"/>
+                <w:u w:val="none"/>
+              </w:rPr>
+              <w:t>Type: When the actor is updated</w:t>
+            </w:r>
+          </w:p>
+          <w:p>
+            <w:pPr>
+              <w:pStyle w:val="Normal"/>
+              <w:jc w:val="start"/>
+              <w:rPr>
+                <w:b w:val="false"/>
+                <w:bCs w:val="false"/>
+                <w:sz w:val="21"/>
+                <w:szCs w:val="21"/>
+                <w:u w:val="none"/>
+              </w:rPr>
+            </w:pPr>
+            <w:r>
+              <w:rPr>
+                <w:b w:val="false"/>
+                <w:bCs w:val="false"/>
+                <w:sz w:val="21"/>
+                <w:szCs w:val="21"/>
+                <w:u w:val="none"/>
+              </w:rPr>
+              <w:t>Name: Boarder AI</w:t>
+            </w:r>
+          </w:p>
+          <w:p>
+            <w:pPr>
+              <w:pStyle w:val="Normal"/>
+              <w:jc w:val="center"/>
+              <w:rPr>
+                <w:b/>
+                <w:sz w:val="22"/>
+                <w:u w:val="single"/>
+              </w:rPr>
+            </w:pPr>
+            <w:r>
+              <w:rPr>
+                <w:b/>
+                <w:sz w:val="22"/>
+                <w:u w:val="single"/>
+              </w:rPr>
+            </w:r>
+          </w:p>
+          <w:p>
+            <w:pPr>
+              <w:pStyle w:val="Normal"/>
+              <w:jc w:val="center"/>
+              <w:rPr>
+                <w:b/>
+                <w:sz w:val="22"/>
+                <w:u w:val="single"/>
+              </w:rPr>
+            </w:pPr>
+            <w:r>
+              <w:rPr>
+                <w:b/>
+                <w:sz w:val="22"/>
+                <w:u w:val="single"/>
+              </w:rPr>
               <w:drawing>
-                <wp:anchor distT="0" distB="0" distL="0" distR="0" simplePos="0" relativeHeight="9" behindDoc="0" locked="0" layoutInCell="0" allowOverlap="1">
+                <wp:anchor distT="0" distB="0" distL="0" distR="0" simplePos="0" relativeHeight="7" behindDoc="0" locked="0" layoutInCell="0" allowOverlap="1">
                   <wp:simplePos x="0" y="0"/>
                   <wp:positionH relativeFrom="column">
-                    <wp:align>center</wp:align>
+                    <wp:posOffset>19685</wp:posOffset>
                   </wp:positionH>
                   <wp:positionV relativeFrom="paragraph">
-                    <wp:posOffset>635</wp:posOffset>
+                    <wp:posOffset>-123825</wp:posOffset>
                   </wp:positionV>
-                  <wp:extent cx="3204845" cy="4604385"/>
+                  <wp:extent cx="2529840" cy="3634105"/>
                   <wp:effectExtent l="0" t="0" r="0" b="0"/>
                   <wp:wrapSquare wrapText="largest"/>
-                  <wp:docPr id="4" name="Image6"/>
+                  <wp:docPr id="5" name="Image6"/>
                   <wp:cNvGraphicFramePr>
                     <a:graphicFrameLocks xmlns:a="http://schemas.openxmlformats.org/drawingml/2006/main" noChangeAspect="1"/>
                   </wp:cNvGraphicFramePr>
@@ -653,202 +881,7 @@
                     <a:graphicData uri="http://schemas.openxmlformats.org/drawingml/2006/picture">
                       <pic:pic xmlns:pic="http://schemas.openxmlformats.org/drawingml/2006/picture">
                         <pic:nvPicPr>
-                          <pic:cNvPr id="4" name="Image6"/>
-                          <pic:cNvPicPr>
-                            <a:picLocks noChangeAspect="1" noChangeArrowheads="1"/>
-                          </pic:cNvPicPr>
-                        </pic:nvPicPr>
-                        <pic:blipFill>
-                          <a:blip r:embed="rId5"/>
-                          <a:stretch>
-                            <a:fillRect/>
-                          </a:stretch>
-                        </pic:blipFill>
-                        <pic:spPr bwMode="auto">
-                          <a:xfrm>
-                            <a:off x="0" y="0"/>
-                            <a:ext cx="3204845" cy="4604385"/>
-                          </a:xfrm>
-                          <a:prstGeom prst="rect">
-                            <a:avLst/>
-                          </a:prstGeom>
-                          <a:noFill/>
-                        </pic:spPr>
-                      </pic:pic>
-                    </a:graphicData>
-                  </a:graphic>
-                </wp:anchor>
-              </w:drawing>
-            </w:r>
-          </w:p>
-          <w:p>
-            <w:pPr>
-              <w:pStyle w:val="Normal"/>
-              <w:spacing w:before="0" w:after="80"/>
-              <w:rPr/>
-            </w:pPr>
-            <w:r>
-              <w:rPr/>
-            </w:r>
-          </w:p>
-          <w:p>
-            <w:pPr>
-              <w:pStyle w:val="Normal"/>
-              <w:jc w:val="center"/>
-              <w:rPr>
-                <w:b/>
-                <w:sz w:val="22"/>
-                <w:u w:val="single"/>
-              </w:rPr>
-            </w:pPr>
-            <w:r>
-              <w:rPr>
-                <w:b/>
-                <w:sz w:val="22"/>
-                <w:u w:val="single"/>
-              </w:rPr>
-              <w:t>[</w:t>
-            </w:r>
-            <w:r>
-              <w:rPr>
-                <w:b/>
-                <w:sz w:val="22"/>
-                <w:u w:val="single"/>
-              </w:rPr>
-              <w:t>That’s a knock Out!</w:t>
-            </w:r>
-            <w:r>
-              <w:rPr>
-                <w:b/>
-                <w:sz w:val="22"/>
-                <w:u w:val="single"/>
-              </w:rPr>
-              <w:t>]</w:t>
-            </w:r>
-          </w:p>
-          <w:p>
-            <w:pPr>
-              <w:pStyle w:val="Normal"/>
-              <w:jc w:val="start"/>
-              <w:rPr>
-                <w:b w:val="false"/>
-                <w:bCs w:val="false"/>
-                <w:sz w:val="22"/>
-                <w:u w:val="none"/>
-              </w:rPr>
-            </w:pPr>
-            <w:r>
-              <w:rPr>
-                <w:b w:val="false"/>
-                <w:bCs w:val="false"/>
-                <w:sz w:val="22"/>
-                <w:u w:val="none"/>
-              </w:rPr>
-              <w:t>Create the Defeat function inside the Challenger</w:t>
-            </w:r>
-          </w:p>
-          <w:p>
-            <w:pPr>
-              <w:pStyle w:val="Normal"/>
-              <w:jc w:val="start"/>
-              <w:rPr>
-                <w:b w:val="false"/>
-                <w:bCs w:val="false"/>
-                <w:sz w:val="22"/>
-                <w:u w:val="none"/>
-              </w:rPr>
-            </w:pPr>
-            <w:r>
-              <w:rPr>
-                <w:b w:val="false"/>
-                <w:bCs w:val="false"/>
-                <w:sz w:val="22"/>
-                <w:u w:val="none"/>
-              </w:rPr>
-              <w:t>Type: When the actor is updated</w:t>
-            </w:r>
-          </w:p>
-          <w:p>
-            <w:pPr>
-              <w:pStyle w:val="Normal"/>
-              <w:jc w:val="start"/>
-              <w:rPr>
-                <w:b w:val="false"/>
-                <w:bCs w:val="false"/>
-                <w:sz w:val="22"/>
-                <w:u w:val="none"/>
-              </w:rPr>
-            </w:pPr>
-            <w:r>
-              <w:rPr>
-                <w:b w:val="false"/>
-                <w:bCs w:val="false"/>
-                <w:sz w:val="22"/>
-                <w:u w:val="none"/>
-              </w:rPr>
-              <w:t>Name: Defeat</w:t>
-            </w:r>
-          </w:p>
-          <w:p>
-            <w:pPr>
-              <w:pStyle w:val="Normal"/>
-              <w:jc w:val="start"/>
-              <w:rPr>
-                <w:b w:val="false"/>
-                <w:bCs w:val="false"/>
-                <w:sz w:val="22"/>
-                <w:u w:val="none"/>
-              </w:rPr>
-            </w:pPr>
-            <w:r>
-              <w:rPr>
-                <w:b w:val="false"/>
-                <w:bCs w:val="false"/>
-                <w:sz w:val="22"/>
-                <w:u w:val="none"/>
-              </w:rPr>
-              <w:t>Create a new game variable `score` with default value 0</w:t>
-            </w:r>
-          </w:p>
-          <w:p>
-            <w:pPr>
-              <w:pStyle w:val="Normal"/>
-              <w:jc w:val="start"/>
-              <w:rPr>
-                <w:b w:val="false"/>
-                <w:bCs w:val="false"/>
-                <w:sz w:val="22"/>
-                <w:u w:val="none"/>
-              </w:rPr>
-            </w:pPr>
-            <w:r>
-              <w:rPr>
-                <w:b w:val="false"/>
-                <w:bCs w:val="false"/>
-                <w:sz w:val="22"/>
-                <w:u w:val="none"/>
-              </w:rPr>
-              <w:drawing>
-                <wp:anchor distT="0" distB="0" distL="0" distR="0" simplePos="0" relativeHeight="7" behindDoc="0" locked="0" layoutInCell="0" allowOverlap="1">
-                  <wp:simplePos x="0" y="0"/>
-                  <wp:positionH relativeFrom="column">
-                    <wp:align>center</wp:align>
-                  </wp:positionH>
-                  <wp:positionV relativeFrom="paragraph">
-                    <wp:posOffset>635</wp:posOffset>
-                  </wp:positionV>
-                  <wp:extent cx="3486150" cy="1467485"/>
-                  <wp:effectExtent l="0" t="0" r="0" b="0"/>
-                  <wp:wrapSquare wrapText="largest"/>
-                  <wp:docPr id="5" name="Image7"/>
-                  <wp:cNvGraphicFramePr>
-                    <a:graphicFrameLocks xmlns:a="http://schemas.openxmlformats.org/drawingml/2006/main" noChangeAspect="1"/>
-                  </wp:cNvGraphicFramePr>
-                  <a:graphic xmlns:a="http://schemas.openxmlformats.org/drawingml/2006/main">
-                    <a:graphicData uri="http://schemas.openxmlformats.org/drawingml/2006/picture">
-                      <pic:pic xmlns:pic="http://schemas.openxmlformats.org/drawingml/2006/picture">
-                        <pic:nvPicPr>
-                          <pic:cNvPr id="5" name="Image7"/>
+                          <pic:cNvPr id="5" name="Image6"/>
                           <pic:cNvPicPr>
                             <a:picLocks noChangeAspect="1" noChangeArrowheads="1"/>
                           </pic:cNvPicPr>
@@ -862,7 +895,7 @@
                         <pic:spPr bwMode="auto">
                           <a:xfrm>
                             <a:off x="0" y="0"/>
-                            <a:ext cx="3486150" cy="1467485"/>
+                            <a:ext cx="2529840" cy="3634105"/>
                           </a:xfrm>
                           <a:prstGeom prst="rect">
                             <a:avLst/>
@@ -879,6 +912,399 @@
           <w:p>
             <w:pPr>
               <w:pStyle w:val="Normal"/>
+              <w:jc w:val="center"/>
+              <w:rPr>
+                <w:b/>
+                <w:sz w:val="22"/>
+                <w:u w:val="single"/>
+              </w:rPr>
+            </w:pPr>
+            <w:r>
+              <w:rPr>
+                <w:b/>
+                <w:sz w:val="22"/>
+                <w:u w:val="single"/>
+              </w:rPr>
+            </w:r>
+          </w:p>
+          <w:p>
+            <w:pPr>
+              <w:pStyle w:val="Normal"/>
+              <w:jc w:val="center"/>
+              <w:rPr>
+                <w:b/>
+                <w:sz w:val="22"/>
+                <w:u w:val="single"/>
+              </w:rPr>
+            </w:pPr>
+            <w:r>
+              <w:rPr>
+                <w:b/>
+                <w:sz w:val="22"/>
+                <w:u w:val="single"/>
+              </w:rPr>
+            </w:r>
+          </w:p>
+          <w:p>
+            <w:pPr>
+              <w:pStyle w:val="Normal"/>
+              <w:jc w:val="center"/>
+              <w:rPr>
+                <w:b/>
+                <w:sz w:val="22"/>
+                <w:u w:val="single"/>
+              </w:rPr>
+            </w:pPr>
+            <w:r>
+              <w:rPr>
+                <w:b/>
+                <w:sz w:val="22"/>
+                <w:u w:val="single"/>
+              </w:rPr>
+            </w:r>
+          </w:p>
+          <w:p>
+            <w:pPr>
+              <w:pStyle w:val="Normal"/>
+              <w:jc w:val="center"/>
+              <w:rPr>
+                <w:b/>
+                <w:sz w:val="22"/>
+                <w:u w:val="single"/>
+              </w:rPr>
+            </w:pPr>
+            <w:r>
+              <w:rPr>
+                <w:b/>
+                <w:sz w:val="22"/>
+                <w:u w:val="single"/>
+              </w:rPr>
+            </w:r>
+          </w:p>
+          <w:p>
+            <w:pPr>
+              <w:pStyle w:val="Normal"/>
+              <w:jc w:val="center"/>
+              <w:rPr>
+                <w:b/>
+                <w:sz w:val="22"/>
+                <w:u w:val="single"/>
+              </w:rPr>
+            </w:pPr>
+            <w:r>
+              <w:rPr>
+                <w:b/>
+                <w:sz w:val="22"/>
+                <w:u w:val="single"/>
+              </w:rPr>
+            </w:r>
+          </w:p>
+          <w:p>
+            <w:pPr>
+              <w:pStyle w:val="Normal"/>
+              <w:jc w:val="center"/>
+              <w:rPr>
+                <w:b/>
+                <w:sz w:val="22"/>
+                <w:u w:val="single"/>
+              </w:rPr>
+            </w:pPr>
+            <w:r>
+              <w:rPr>
+                <w:b/>
+                <w:sz w:val="22"/>
+                <w:u w:val="single"/>
+              </w:rPr>
+            </w:r>
+          </w:p>
+          <w:p>
+            <w:pPr>
+              <w:pStyle w:val="Normal"/>
+              <w:jc w:val="center"/>
+              <w:rPr>
+                <w:b/>
+                <w:sz w:val="22"/>
+                <w:u w:val="single"/>
+              </w:rPr>
+            </w:pPr>
+            <w:r>
+              <w:rPr>
+                <w:b/>
+                <w:sz w:val="22"/>
+                <w:u w:val="single"/>
+              </w:rPr>
+            </w:r>
+          </w:p>
+          <w:p>
+            <w:pPr>
+              <w:pStyle w:val="Normal"/>
+              <w:jc w:val="center"/>
+              <w:rPr>
+                <w:b/>
+                <w:sz w:val="22"/>
+                <w:u w:val="single"/>
+              </w:rPr>
+            </w:pPr>
+            <w:r>
+              <w:rPr>
+                <w:b/>
+                <w:sz w:val="22"/>
+                <w:u w:val="single"/>
+              </w:rPr>
+            </w:r>
+          </w:p>
+          <w:p>
+            <w:pPr>
+              <w:pStyle w:val="Normal"/>
+              <w:jc w:val="center"/>
+              <w:rPr>
+                <w:b/>
+                <w:sz w:val="22"/>
+                <w:u w:val="single"/>
+              </w:rPr>
+            </w:pPr>
+            <w:r>
+              <w:rPr>
+                <w:b/>
+                <w:sz w:val="22"/>
+                <w:u w:val="single"/>
+              </w:rPr>
+            </w:r>
+          </w:p>
+          <w:p>
+            <w:pPr>
+              <w:pStyle w:val="Normal"/>
+              <w:jc w:val="center"/>
+              <w:rPr>
+                <w:b/>
+                <w:sz w:val="22"/>
+                <w:u w:val="single"/>
+              </w:rPr>
+            </w:pPr>
+            <w:r>
+              <w:rPr>
+                <w:b/>
+                <w:sz w:val="22"/>
+                <w:u w:val="single"/>
+              </w:rPr>
+            </w:r>
+          </w:p>
+          <w:p>
+            <w:pPr>
+              <w:pStyle w:val="Normal"/>
+              <w:jc w:val="center"/>
+              <w:rPr>
+                <w:b/>
+                <w:sz w:val="22"/>
+                <w:u w:val="single"/>
+              </w:rPr>
+            </w:pPr>
+            <w:r>
+              <w:rPr>
+                <w:b/>
+                <w:sz w:val="22"/>
+                <w:u w:val="single"/>
+              </w:rPr>
+            </w:r>
+          </w:p>
+          <w:p>
+            <w:pPr>
+              <w:pStyle w:val="Normal"/>
+              <w:jc w:val="center"/>
+              <w:rPr>
+                <w:b/>
+                <w:sz w:val="22"/>
+                <w:u w:val="single"/>
+              </w:rPr>
+            </w:pPr>
+            <w:r>
+              <w:rPr>
+                <w:b/>
+                <w:sz w:val="22"/>
+                <w:u w:val="single"/>
+              </w:rPr>
+            </w:r>
+          </w:p>
+          <w:p>
+            <w:pPr>
+              <w:pStyle w:val="Normal"/>
+              <w:jc w:val="center"/>
+              <w:rPr>
+                <w:b/>
+                <w:sz w:val="22"/>
+                <w:u w:val="single"/>
+              </w:rPr>
+            </w:pPr>
+            <w:r>
+              <w:rPr>
+                <w:b/>
+                <w:sz w:val="22"/>
+                <w:u w:val="single"/>
+              </w:rPr>
+            </w:r>
+          </w:p>
+          <w:p>
+            <w:pPr>
+              <w:pStyle w:val="Normal"/>
+              <w:jc w:val="center"/>
+              <w:rPr>
+                <w:b/>
+                <w:sz w:val="22"/>
+                <w:u w:val="single"/>
+              </w:rPr>
+            </w:pPr>
+            <w:r>
+              <w:rPr>
+                <w:b/>
+                <w:sz w:val="22"/>
+                <w:u w:val="single"/>
+              </w:rPr>
+            </w:r>
+          </w:p>
+          <w:p>
+            <w:pPr>
+              <w:pStyle w:val="Normal"/>
+              <w:jc w:val="center"/>
+              <w:rPr>
+                <w:b/>
+                <w:sz w:val="22"/>
+                <w:u w:val="single"/>
+              </w:rPr>
+            </w:pPr>
+            <w:r>
+              <w:rPr>
+                <w:b/>
+                <w:sz w:val="22"/>
+                <w:u w:val="single"/>
+              </w:rPr>
+            </w:r>
+          </w:p>
+          <w:p>
+            <w:pPr>
+              <w:pStyle w:val="Normal"/>
+              <w:jc w:val="center"/>
+              <w:rPr>
+                <w:b/>
+                <w:sz w:val="22"/>
+                <w:u w:val="single"/>
+              </w:rPr>
+            </w:pPr>
+            <w:r>
+              <w:rPr>
+                <w:b/>
+                <w:sz w:val="22"/>
+                <w:u w:val="single"/>
+              </w:rPr>
+              <w:t>[That’s a knock Out!]</w:t>
+            </w:r>
+          </w:p>
+          <w:p>
+            <w:pPr>
+              <w:pStyle w:val="Normal"/>
+              <w:jc w:val="start"/>
+              <w:rPr>
+                <w:b w:val="false"/>
+                <w:bCs w:val="false"/>
+                <w:sz w:val="22"/>
+                <w:u w:val="none"/>
+              </w:rPr>
+            </w:pPr>
+            <w:r>
+              <w:rPr>
+                <w:b w:val="false"/>
+                <w:bCs w:val="false"/>
+                <w:sz w:val="22"/>
+                <w:u w:val="none"/>
+              </w:rPr>
+              <w:t>Create the Defeat function inside the Challenger</w:t>
+            </w:r>
+          </w:p>
+          <w:p>
+            <w:pPr>
+              <w:pStyle w:val="Normal"/>
+              <w:jc w:val="start"/>
+              <w:rPr>
+                <w:b w:val="false"/>
+                <w:bCs w:val="false"/>
+                <w:sz w:val="22"/>
+                <w:u w:val="none"/>
+              </w:rPr>
+            </w:pPr>
+            <w:r>
+              <w:rPr>
+                <w:b w:val="false"/>
+                <w:bCs w:val="false"/>
+                <w:sz w:val="22"/>
+                <w:u w:val="none"/>
+              </w:rPr>
+              <w:t>Type: When the actor is updated</w:t>
+            </w:r>
+          </w:p>
+          <w:p>
+            <w:pPr>
+              <w:pStyle w:val="Normal"/>
+              <w:jc w:val="start"/>
+              <w:rPr>
+                <w:b w:val="false"/>
+                <w:bCs w:val="false"/>
+                <w:sz w:val="22"/>
+                <w:u w:val="none"/>
+              </w:rPr>
+            </w:pPr>
+            <w:r>
+              <w:rPr>
+                <w:b w:val="false"/>
+                <w:bCs w:val="false"/>
+                <w:sz w:val="22"/>
+                <w:u w:val="none"/>
+              </w:rPr>
+              <w:t>Name: Defeat</w:t>
+            </w:r>
+          </w:p>
+          <w:p>
+            <w:pPr>
+              <w:pStyle w:val="Normal"/>
+              <w:jc w:val="start"/>
+              <w:rPr>
+                <w:b w:val="false"/>
+                <w:bCs w:val="false"/>
+                <w:sz w:val="22"/>
+                <w:u w:val="none"/>
+              </w:rPr>
+            </w:pPr>
+            <w:r>
+              <w:rPr>
+                <w:b w:val="false"/>
+                <w:bCs w:val="false"/>
+                <w:sz w:val="22"/>
+                <w:u w:val="none"/>
+              </w:rPr>
+              <w:t>Create a new game variable `score` with default value 0</w:t>
+            </w:r>
+          </w:p>
+          <w:p>
+            <w:pPr>
+              <w:pStyle w:val="Normal"/>
+              <w:jc w:val="start"/>
+              <w:rPr>
+                <w:b w:val="false"/>
+                <w:bCs w:val="false"/>
+                <w:sz w:val="22"/>
+                <w:u w:val="none"/>
+              </w:rPr>
+            </w:pPr>
+            <w:r>
+              <w:rPr>
+                <w:b w:val="false"/>
+                <w:bCs w:val="false"/>
+                <w:sz w:val="22"/>
+                <w:u w:val="none"/>
+              </w:rPr>
+            </w:r>
+          </w:p>
+          <w:p>
+            <w:pPr>
+              <w:pStyle w:val="Normal"/>
               <w:spacing w:before="0" w:after="80"/>
               <w:rPr/>
             </w:pPr>
@@ -1082,23 +1508,7 @@
                 <w:sz w:val="22"/>
                 <w:u w:val="single"/>
               </w:rPr>
-              <w:t>[</w:t>
-            </w:r>
-            <w:r>
-              <w:rPr>
-                <w:b/>
-                <w:sz w:val="22"/>
-                <w:u w:val="single"/>
-              </w:rPr>
-              <w:t>Starting Over</w:t>
-            </w:r>
-            <w:r>
-              <w:rPr>
-                <w:b/>
-                <w:sz w:val="22"/>
-                <w:u w:val="single"/>
-              </w:rPr>
-              <w:t>]</w:t>
+              <w:t>[Starting Over]</w:t>
             </w:r>
             <w:bookmarkEnd w:id="5"/>
           </w:p>
@@ -1168,16 +1578,38 @@
                 <w:szCs w:val="20"/>
                 <w:u w:val="none"/>
               </w:rPr>
+            </w:r>
+          </w:p>
+          <w:p>
+            <w:pPr>
+              <w:pStyle w:val="Normal"/>
+              <w:jc w:val="start"/>
+              <w:rPr>
+                <w:b w:val="false"/>
+                <w:bCs w:val="false"/>
+                <w:sz w:val="20"/>
+                <w:szCs w:val="20"/>
+                <w:u w:val="none"/>
+              </w:rPr>
+            </w:pPr>
+            <w:r>
+              <w:rPr>
+                <w:b w:val="false"/>
+                <w:bCs w:val="false"/>
+                <w:sz w:val="20"/>
+                <w:szCs w:val="20"/>
+                <w:u w:val="none"/>
+              </w:rPr>
               <w:drawing>
-                <wp:anchor distT="0" distB="0" distL="0" distR="0" simplePos="0" relativeHeight="12" behindDoc="0" locked="0" layoutInCell="0" allowOverlap="1">
+                <wp:anchor distT="0" distB="0" distL="0" distR="0" simplePos="0" relativeHeight="3" behindDoc="0" locked="0" layoutInCell="0" allowOverlap="1">
                   <wp:simplePos x="0" y="0"/>
                   <wp:positionH relativeFrom="column">
-                    <wp:align>center</wp:align>
+                    <wp:posOffset>153035</wp:posOffset>
                   </wp:positionH>
                   <wp:positionV relativeFrom="paragraph">
-                    <wp:posOffset>635</wp:posOffset>
+                    <wp:posOffset>-6985</wp:posOffset>
                   </wp:positionV>
-                  <wp:extent cx="3486150" cy="3604260"/>
+                  <wp:extent cx="2848610" cy="2945130"/>
                   <wp:effectExtent l="0" t="0" r="0" b="0"/>
                   <wp:wrapSquare wrapText="largest"/>
                   <wp:docPr id="6" name="Image11"/>
@@ -1202,7 +1634,7 @@
                         <pic:spPr bwMode="auto">
                           <a:xfrm>
                             <a:off x="0" y="0"/>
-                            <a:ext cx="3486150" cy="3604260"/>
+                            <a:ext cx="2848610" cy="2945130"/>
                           </a:xfrm>
                           <a:prstGeom prst="rect">
                             <a:avLst/>
@@ -1219,6 +1651,160 @@
           <w:p>
             <w:pPr>
               <w:pStyle w:val="Normal"/>
+              <w:jc w:val="start"/>
+              <w:rPr>
+                <w:b w:val="false"/>
+                <w:bCs w:val="false"/>
+                <w:sz w:val="20"/>
+                <w:szCs w:val="20"/>
+                <w:u w:val="none"/>
+              </w:rPr>
+            </w:pPr>
+            <w:r>
+              <w:rPr>
+                <w:b w:val="false"/>
+                <w:bCs w:val="false"/>
+                <w:sz w:val="20"/>
+                <w:szCs w:val="20"/>
+                <w:u w:val="none"/>
+              </w:rPr>
+            </w:r>
+          </w:p>
+          <w:p>
+            <w:pPr>
+              <w:pStyle w:val="Normal"/>
+              <w:jc w:val="start"/>
+              <w:rPr>
+                <w:b w:val="false"/>
+                <w:bCs w:val="false"/>
+                <w:sz w:val="20"/>
+                <w:szCs w:val="20"/>
+                <w:u w:val="none"/>
+              </w:rPr>
+            </w:pPr>
+            <w:r>
+              <w:rPr>
+                <w:b w:val="false"/>
+                <w:bCs w:val="false"/>
+                <w:sz w:val="20"/>
+                <w:szCs w:val="20"/>
+                <w:u w:val="none"/>
+              </w:rPr>
+            </w:r>
+          </w:p>
+          <w:p>
+            <w:pPr>
+              <w:pStyle w:val="Normal"/>
+              <w:jc w:val="start"/>
+              <w:rPr>
+                <w:b w:val="false"/>
+                <w:bCs w:val="false"/>
+                <w:sz w:val="20"/>
+                <w:szCs w:val="20"/>
+                <w:u w:val="none"/>
+              </w:rPr>
+            </w:pPr>
+            <w:r>
+              <w:rPr>
+                <w:b w:val="false"/>
+                <w:bCs w:val="false"/>
+                <w:sz w:val="20"/>
+                <w:szCs w:val="20"/>
+                <w:u w:val="none"/>
+              </w:rPr>
+            </w:r>
+          </w:p>
+          <w:p>
+            <w:pPr>
+              <w:pStyle w:val="Normal"/>
+              <w:jc w:val="start"/>
+              <w:rPr>
+                <w:b w:val="false"/>
+                <w:bCs w:val="false"/>
+                <w:sz w:val="20"/>
+                <w:szCs w:val="20"/>
+                <w:u w:val="none"/>
+              </w:rPr>
+            </w:pPr>
+            <w:r>
+              <w:rPr>
+                <w:b w:val="false"/>
+                <w:bCs w:val="false"/>
+                <w:sz w:val="20"/>
+                <w:szCs w:val="20"/>
+                <w:u w:val="none"/>
+              </w:rPr>
+            </w:r>
+          </w:p>
+          <w:p>
+            <w:pPr>
+              <w:pStyle w:val="Normal"/>
+              <w:jc w:val="start"/>
+              <w:rPr>
+                <w:b w:val="false"/>
+                <w:bCs w:val="false"/>
+                <w:sz w:val="20"/>
+                <w:szCs w:val="20"/>
+                <w:u w:val="none"/>
+              </w:rPr>
+            </w:pPr>
+            <w:r>
+              <w:rPr>
+                <w:b w:val="false"/>
+                <w:bCs w:val="false"/>
+                <w:sz w:val="20"/>
+                <w:szCs w:val="20"/>
+                <w:u w:val="none"/>
+              </w:rPr>
+            </w:r>
+          </w:p>
+          <w:p>
+            <w:pPr>
+              <w:pStyle w:val="Normal"/>
+              <w:jc w:val="start"/>
+              <w:rPr>
+                <w:b w:val="false"/>
+                <w:bCs w:val="false"/>
+                <w:sz w:val="20"/>
+                <w:szCs w:val="20"/>
+                <w:u w:val="none"/>
+              </w:rPr>
+            </w:pPr>
+            <w:r>
+              <w:rPr>
+                <w:b w:val="false"/>
+                <w:bCs w:val="false"/>
+                <w:sz w:val="20"/>
+                <w:szCs w:val="20"/>
+                <w:u w:val="none"/>
+              </w:rPr>
+            </w:r>
+          </w:p>
+          <w:p>
+            <w:pPr>
+              <w:pStyle w:val="Normal"/>
+              <w:jc w:val="start"/>
+              <w:rPr>
+                <w:b w:val="false"/>
+                <w:bCs w:val="false"/>
+                <w:sz w:val="20"/>
+                <w:szCs w:val="20"/>
+                <w:u w:val="none"/>
+              </w:rPr>
+            </w:pPr>
+            <w:r>
+              <w:rPr>
+                <w:b w:val="false"/>
+                <w:bCs w:val="false"/>
+                <w:sz w:val="20"/>
+                <w:szCs w:val="20"/>
+                <w:u w:val="none"/>
+              </w:rPr>
+            </w:r>
+          </w:p>
+          <w:p>
+            <w:pPr>
+              <w:pStyle w:val="Normal"/>
               <w:spacing w:before="0" w:after="80"/>
               <w:jc w:val="center"/>
               <w:rPr>
@@ -1247,7 +1833,6 @@
                 <w:sz w:val="24"/>
                 <w:szCs w:val="24"/>
               </w:rPr>
-              <w:t>[High Score]</w:t>
             </w:r>
           </w:p>
           <w:p>
@@ -1285,6 +1870,172 @@
           </w:p>
           <w:p>
             <w:pPr>
+              <w:pStyle w:val="Normal"/>
+              <w:spacing w:before="0" w:after="80"/>
+              <w:jc w:val="center"/>
+              <w:rPr>
+                <w:rFonts w:ascii="Liberation Serif" w:hAnsi="Liberation Serif"/>
+                <w:b/>
+                <w:bCs/>
+                <w:i w:val="false"/>
+                <w:caps w:val="false"/>
+                <w:smallCaps w:val="false"/>
+                <w:color w:val="444444"/>
+                <w:spacing w:val="0"/>
+                <w:sz w:val="24"/>
+                <w:szCs w:val="24"/>
+              </w:rPr>
+            </w:pPr>
+            <w:r>
+              <w:rPr>
+                <w:rFonts w:ascii="Liberation Serif" w:hAnsi="Liberation Serif"/>
+                <w:b/>
+                <w:bCs/>
+                <w:i w:val="false"/>
+                <w:caps w:val="false"/>
+                <w:smallCaps w:val="false"/>
+                <w:color w:val="444444"/>
+                <w:spacing w:val="0"/>
+                <w:sz w:val="24"/>
+                <w:szCs w:val="24"/>
+              </w:rPr>
+            </w:r>
+          </w:p>
+          <w:p>
+            <w:pPr>
+              <w:pStyle w:val="Normal"/>
+              <w:spacing w:before="0" w:after="80"/>
+              <w:jc w:val="center"/>
+              <w:rPr>
+                <w:rFonts w:ascii="Liberation Serif" w:hAnsi="Liberation Serif"/>
+                <w:b/>
+                <w:bCs/>
+                <w:i w:val="false"/>
+                <w:caps w:val="false"/>
+                <w:smallCaps w:val="false"/>
+                <w:color w:val="444444"/>
+                <w:spacing w:val="0"/>
+                <w:sz w:val="24"/>
+                <w:szCs w:val="24"/>
+              </w:rPr>
+            </w:pPr>
+            <w:r>
+              <w:rPr>
+                <w:rFonts w:ascii="Liberation Serif" w:hAnsi="Liberation Serif"/>
+                <w:b/>
+                <w:bCs/>
+                <w:i w:val="false"/>
+                <w:caps w:val="false"/>
+                <w:smallCaps w:val="false"/>
+                <w:color w:val="444444"/>
+                <w:spacing w:val="0"/>
+                <w:sz w:val="24"/>
+                <w:szCs w:val="24"/>
+              </w:rPr>
+            </w:r>
+          </w:p>
+          <w:p>
+            <w:pPr>
+              <w:pStyle w:val="Normal"/>
+              <w:spacing w:before="0" w:after="80"/>
+              <w:jc w:val="center"/>
+              <w:rPr>
+                <w:rFonts w:ascii="Liberation Serif" w:hAnsi="Liberation Serif"/>
+                <w:b/>
+                <w:bCs/>
+                <w:i w:val="false"/>
+                <w:caps w:val="false"/>
+                <w:smallCaps w:val="false"/>
+                <w:color w:val="444444"/>
+                <w:spacing w:val="0"/>
+                <w:sz w:val="24"/>
+                <w:szCs w:val="24"/>
+              </w:rPr>
+            </w:pPr>
+            <w:r>
+              <w:rPr>
+                <w:rFonts w:ascii="Liberation Serif" w:hAnsi="Liberation Serif"/>
+                <w:b/>
+                <w:bCs/>
+                <w:i w:val="false"/>
+                <w:caps w:val="false"/>
+                <w:smallCaps w:val="false"/>
+                <w:color w:val="444444"/>
+                <w:spacing w:val="0"/>
+                <w:sz w:val="24"/>
+                <w:szCs w:val="24"/>
+              </w:rPr>
+            </w:r>
+          </w:p>
+          <w:p>
+            <w:pPr>
+              <w:pStyle w:val="Normal"/>
+              <w:spacing w:before="0" w:after="80"/>
+              <w:jc w:val="center"/>
+              <w:rPr>
+                <w:rFonts w:ascii="Liberation Serif" w:hAnsi="Liberation Serif"/>
+                <w:b/>
+                <w:bCs/>
+                <w:i w:val="false"/>
+                <w:caps w:val="false"/>
+                <w:smallCaps w:val="false"/>
+                <w:color w:val="444444"/>
+                <w:spacing w:val="0"/>
+                <w:sz w:val="24"/>
+                <w:szCs w:val="24"/>
+              </w:rPr>
+            </w:pPr>
+            <w:r>
+              <w:rPr>
+                <w:rFonts w:ascii="Liberation Serif" w:hAnsi="Liberation Serif"/>
+                <w:b/>
+                <w:bCs/>
+                <w:i w:val="false"/>
+                <w:caps w:val="false"/>
+                <w:smallCaps w:val="false"/>
+                <w:color w:val="444444"/>
+                <w:spacing w:val="0"/>
+                <w:sz w:val="24"/>
+                <w:szCs w:val="24"/>
+              </w:rPr>
+              <w:t>[High Score]</w:t>
+            </w:r>
+          </w:p>
+          <w:p>
+            <w:pPr>
+              <w:pStyle w:val="Normal"/>
+              <w:spacing w:before="0" w:after="80"/>
+              <w:jc w:val="center"/>
+              <w:rPr>
+                <w:rFonts w:ascii="Liberation Serif" w:hAnsi="Liberation Serif"/>
+                <w:b/>
+                <w:bCs/>
+                <w:i w:val="false"/>
+                <w:caps w:val="false"/>
+                <w:smallCaps w:val="false"/>
+                <w:color w:val="444444"/>
+                <w:spacing w:val="0"/>
+                <w:sz w:val="24"/>
+                <w:szCs w:val="24"/>
+              </w:rPr>
+            </w:pPr>
+            <w:r>
+              <w:rPr>
+                <w:rFonts w:ascii="Liberation Serif" w:hAnsi="Liberation Serif"/>
+                <w:b/>
+                <w:bCs/>
+                <w:i w:val="false"/>
+                <w:caps w:val="false"/>
+                <w:smallCaps w:val="false"/>
+                <w:color w:val="444444"/>
+                <w:spacing w:val="0"/>
+                <w:sz w:val="24"/>
+                <w:szCs w:val="24"/>
+              </w:rPr>
+            </w:r>
+          </w:p>
+          <w:p>
+            <w:pPr>
               <w:pStyle w:val="BodyText"/>
               <w:spacing w:before="0" w:after="80"/>
               <w:rPr>
@@ -1518,13 +2269,15 @@
               </w:rPr>
             </w:pPr>
             <w:r>
-              <w:rPr/>
+              <w:rPr>
+                <w:i/>
+              </w:rPr>
             </w:r>
           </w:p>
         </w:tc>
         <w:tc>
           <w:tcPr>
-            <w:tcW w:w="5770" w:type="dxa"/>
+            <w:tcW w:w="5771" w:type="dxa"/>
             <w:tcBorders/>
           </w:tcPr>
           <w:p>
@@ -1540,21 +2293,7 @@
                 <w:b/>
                 <w:bCs/>
               </w:rPr>
-              <w:t>[</w:t>
-            </w:r>
-            <w:r>
-              <w:rPr>
-                <w:b/>
-                <w:bCs/>
-              </w:rPr>
-              <w:t>The Challengers Emerge!</w:t>
-            </w:r>
-            <w:r>
-              <w:rPr>
-                <w:b/>
-                <w:bCs/>
-              </w:rPr>
-              <w:t>]</w:t>
+              <w:t>[The Challengers Emerge!]</w:t>
             </w:r>
           </w:p>
           <w:p>
@@ -1571,14 +2310,7 @@
                 <w:b w:val="false"/>
                 <w:bCs w:val="false"/>
               </w:rPr>
-              <w:t xml:space="preserve">Create </w:t>
-            </w:r>
-            <w:r>
-              <w:rPr>
-                <w:b w:val="false"/>
-                <w:bCs w:val="false"/>
-              </w:rPr>
-              <w:t>Start function inside Challenger actor</w:t>
+              <w:t>Create Start function inside Challenger actor</w:t>
             </w:r>
           </w:p>
           <w:p>
@@ -1639,14 +2371,7 @@
                 <w:b w:val="false"/>
                 <w:bCs w:val="false"/>
               </w:rPr>
-              <w:t xml:space="preserve">Drag `Call direction` from CUSTOM into the </w:t>
-            </w:r>
-            <w:r>
-              <w:rPr>
-                <w:b w:val="false"/>
-                <w:bCs w:val="false"/>
-              </w:rPr>
-              <w:t>codebox</w:t>
+              <w:t>Drag `Call direction` from CUSTOM into the codebox</w:t>
             </w:r>
           </w:p>
           <w:p>
@@ -1722,24 +2447,384 @@
               <w:pStyle w:val="Normal"/>
               <w:spacing w:before="80" w:after="140"/>
               <w:jc w:val="center"/>
+              <w:rPr>
+                <w:i/>
+              </w:rPr>
+            </w:pPr>
+            <w:r>
+              <w:rPr>
+                <w:i/>
+              </w:rPr>
+            </w:r>
+          </w:p>
+          <w:p>
+            <w:pPr>
+              <w:pStyle w:val="Normal"/>
+              <w:spacing w:before="80" w:after="140"/>
+              <w:jc w:val="center"/>
+              <w:rPr>
+                <w:i/>
+              </w:rPr>
+            </w:pPr>
+            <w:r>
+              <w:rPr>
+                <w:i/>
+              </w:rPr>
+            </w:r>
+          </w:p>
+          <w:p>
+            <w:pPr>
+              <w:pStyle w:val="Normal"/>
+              <w:spacing w:before="80" w:after="140"/>
+              <w:jc w:val="center"/>
+              <w:rPr>
+                <w:i/>
+              </w:rPr>
+            </w:pPr>
+            <w:r>
+              <w:rPr>
+                <w:i/>
+              </w:rPr>
+            </w:r>
+          </w:p>
+          <w:p>
+            <w:pPr>
+              <w:pStyle w:val="Normal"/>
+              <w:spacing w:before="80" w:after="140"/>
+              <w:jc w:val="center"/>
+              <w:rPr>
+                <w:i/>
+              </w:rPr>
+            </w:pPr>
+            <w:r>
+              <w:rPr>
+                <w:i/>
+              </w:rPr>
+            </w:r>
+          </w:p>
+          <w:p>
+            <w:pPr>
+              <w:pStyle w:val="Normal"/>
+              <w:spacing w:before="80" w:after="140"/>
+              <w:jc w:val="center"/>
+              <w:rPr>
+                <w:i/>
+              </w:rPr>
+            </w:pPr>
+            <w:r>
+              <w:rPr>
+                <w:i/>
+              </w:rPr>
+            </w:r>
+          </w:p>
+          <w:p>
+            <w:pPr>
+              <w:pStyle w:val="Normal"/>
+              <w:spacing w:before="80" w:after="140"/>
+              <w:jc w:val="center"/>
+              <w:rPr>
+                <w:i/>
+              </w:rPr>
+            </w:pPr>
+            <w:r>
+              <w:rPr>
+                <w:i/>
+              </w:rPr>
+            </w:r>
+          </w:p>
+          <w:p>
+            <w:pPr>
+              <w:pStyle w:val="Normal"/>
+              <w:spacing w:before="80" w:after="140"/>
+              <w:jc w:val="center"/>
+              <w:rPr>
+                <w:i/>
+              </w:rPr>
+            </w:pPr>
+            <w:r>
+              <w:rPr>
+                <w:i/>
+              </w:rPr>
+            </w:r>
+          </w:p>
+          <w:p>
+            <w:pPr>
+              <w:pStyle w:val="Normal"/>
+              <w:spacing w:before="80" w:after="140"/>
+              <w:jc w:val="center"/>
+              <w:rPr>
+                <w:i/>
+              </w:rPr>
+            </w:pPr>
+            <w:r>
+              <w:rPr>
+                <w:i/>
+              </w:rPr>
+            </w:r>
+          </w:p>
+          <w:p>
+            <w:pPr>
+              <w:pStyle w:val="Normal"/>
+              <w:spacing w:before="80" w:after="140"/>
+              <w:jc w:val="center"/>
+              <w:rPr>
+                <w:i/>
+              </w:rPr>
+            </w:pPr>
+            <w:r>
+              <w:rPr>
+                <w:i/>
+              </w:rPr>
+            </w:r>
+          </w:p>
+          <w:p>
+            <w:pPr>
+              <w:pStyle w:val="Normal"/>
+              <w:spacing w:before="80" w:after="140"/>
+              <w:jc w:val="center"/>
+              <w:rPr>
+                <w:i/>
+              </w:rPr>
+            </w:pPr>
+            <w:bookmarkStart w:id="6" w:name="__DdeLink__73_1464728989_Copy_1"/>
+            <w:bookmarkStart w:id="7" w:name="__DdeLink__82_1464728989"/>
+            <w:r>
+              <w:rPr>
+                <w:i/>
+              </w:rPr>
+              <w:t xml:space="preserve">— </w:t>
+            </w:r>
+            <w:r>
+              <w:rPr>
+                <w:i/>
+              </w:rPr>
+              <w:t>Save Checkpoint —</w:t>
+            </w:r>
+            <w:bookmarkEnd w:id="6"/>
+            <w:bookmarkEnd w:id="7"/>
+          </w:p>
+          <w:p>
+            <w:pPr>
+              <w:pStyle w:val="Normal"/>
+              <w:jc w:val="center"/>
+              <w:rPr>
+                <w:b/>
+                <w:sz w:val="22"/>
+                <w:u w:val="single"/>
+              </w:rPr>
+            </w:pPr>
+            <w:r>
+              <w:rPr>
+                <w:b/>
+                <w:sz w:val="22"/>
+                <w:u w:val="single"/>
+              </w:rPr>
+            </w:r>
+          </w:p>
+          <w:p>
+            <w:pPr>
+              <w:pStyle w:val="Normal"/>
+              <w:jc w:val="center"/>
+              <w:rPr>
+                <w:b/>
+                <w:sz w:val="22"/>
+                <w:u w:val="single"/>
+              </w:rPr>
+            </w:pPr>
+            <w:r>
+              <w:rPr>
+                <w:b/>
+                <w:sz w:val="22"/>
+                <w:u w:val="single"/>
+              </w:rPr>
+            </w:r>
+          </w:p>
+          <w:p>
+            <w:pPr>
+              <w:pStyle w:val="Normal"/>
+              <w:jc w:val="center"/>
+              <w:rPr>
+                <w:b/>
+                <w:sz w:val="22"/>
+                <w:u w:val="single"/>
+              </w:rPr>
+            </w:pPr>
+            <w:r>
+              <w:rPr>
+                <w:b/>
+                <w:sz w:val="22"/>
+                <w:u w:val="single"/>
+              </w:rPr>
+            </w:r>
+          </w:p>
+          <w:p>
+            <w:pPr>
+              <w:pStyle w:val="Normal"/>
+              <w:jc w:val="center"/>
+              <w:rPr>
+                <w:b/>
+                <w:sz w:val="22"/>
+                <w:u w:val="single"/>
+              </w:rPr>
+            </w:pPr>
+            <w:r>
+              <w:rPr>
+                <w:b/>
+                <w:sz w:val="22"/>
+                <w:u w:val="single"/>
+              </w:rPr>
+            </w:r>
+          </w:p>
+          <w:p>
+            <w:pPr>
+              <w:pStyle w:val="Normal"/>
+              <w:jc w:val="center"/>
+              <w:rPr>
+                <w:b/>
+                <w:sz w:val="22"/>
+                <w:u w:val="single"/>
+              </w:rPr>
+            </w:pPr>
+            <w:r>
+              <w:rPr>
+                <w:b/>
+                <w:sz w:val="22"/>
+                <w:u w:val="single"/>
+              </w:rPr>
+            </w:r>
+          </w:p>
+          <w:p>
+            <w:pPr>
+              <w:pStyle w:val="Normal"/>
+              <w:jc w:val="center"/>
+              <w:rPr>
+                <w:b/>
+                <w:sz w:val="22"/>
+                <w:u w:val="single"/>
+              </w:rPr>
+            </w:pPr>
+            <w:r>
+              <w:rPr>
+                <w:b/>
+                <w:sz w:val="22"/>
+                <w:u w:val="single"/>
+              </w:rPr>
+            </w:r>
+          </w:p>
+          <w:p>
+            <w:pPr>
+              <w:pStyle w:val="Normal"/>
+              <w:jc w:val="center"/>
+              <w:rPr>
+                <w:b/>
+                <w:sz w:val="22"/>
+                <w:u w:val="single"/>
+              </w:rPr>
+            </w:pPr>
+            <w:r>
+              <w:rPr>
+                <w:b/>
+                <w:sz w:val="22"/>
+                <w:u w:val="single"/>
+              </w:rPr>
+            </w:r>
+          </w:p>
+          <w:p>
+            <w:pPr>
+              <w:pStyle w:val="Normal"/>
+              <w:jc w:val="center"/>
+              <w:rPr>
+                <w:b/>
+                <w:sz w:val="22"/>
+                <w:u w:val="single"/>
+              </w:rPr>
+            </w:pPr>
+            <w:r>
               <w:rPr/>
-            </w:pPr>
-            <w:bookmarkStart w:id="6" w:name="__DdeLink__82_1464728989"/>
-            <w:bookmarkStart w:id="7" w:name="__DdeLink__73_1464728989_Copy_1"/>
+            </w:r>
+          </w:p>
+          <w:p>
+            <w:pPr>
+              <w:pStyle w:val="Normal"/>
+              <w:jc w:val="start"/>
+              <w:rPr>
+                <w:b w:val="false"/>
+                <w:bCs w:val="false"/>
+                <w:sz w:val="22"/>
+                <w:u w:val="none"/>
+              </w:rPr>
+            </w:pPr>
+            <w:r>
+              <w:rPr>
+                <w:b w:val="false"/>
+                <w:bCs w:val="false"/>
+                <w:sz w:val="22"/>
+                <w:u w:val="none"/>
+              </w:rPr>
+            </w:r>
+          </w:p>
+          <w:p>
+            <w:pPr>
+              <w:pStyle w:val="Normal"/>
+              <w:jc w:val="start"/>
+              <w:rPr>
+                <w:b w:val="false"/>
+                <w:bCs w:val="false"/>
+                <w:sz w:val="22"/>
+                <w:u w:val="none"/>
+              </w:rPr>
+            </w:pPr>
+            <w:r>
+              <w:rPr>
+                <w:b w:val="false"/>
+                <w:bCs w:val="false"/>
+                <w:sz w:val="22"/>
+                <w:u w:val="none"/>
+              </w:rPr>
+            </w:r>
+          </w:p>
+          <w:p>
+            <w:pPr>
+              <w:pStyle w:val="Normal"/>
+              <w:jc w:val="center"/>
+              <w:rPr>
+                <w:b/>
+                <w:sz w:val="22"/>
+                <w:u w:val="single"/>
+              </w:rPr>
+            </w:pPr>
+            <w:r>
+              <w:rPr>
+                <w:b/>
+                <w:sz w:val="22"/>
+                <w:u w:val="single"/>
+              </w:rPr>
+            </w:r>
+          </w:p>
+          <w:p>
+            <w:pPr>
+              <w:pStyle w:val="Normal"/>
+              <w:jc w:val="center"/>
+              <w:rPr>
+                <w:b/>
+                <w:sz w:val="22"/>
+                <w:u w:val="single"/>
+              </w:rPr>
+            </w:pPr>
             <w:r>
               <w:drawing>
-                <wp:anchor distT="0" distB="0" distL="0" distR="0" simplePos="0" relativeHeight="3" behindDoc="0" locked="0" layoutInCell="0" allowOverlap="1">
+                <wp:anchor distT="0" distB="0" distL="0" distR="0" simplePos="0" relativeHeight="8" behindDoc="0" locked="0" layoutInCell="0" allowOverlap="1">
                   <wp:simplePos x="0" y="0"/>
                   <wp:positionH relativeFrom="column">
-                    <wp:posOffset>36195</wp:posOffset>
+                    <wp:posOffset>164465</wp:posOffset>
                   </wp:positionH>
                   <wp:positionV relativeFrom="paragraph">
-                    <wp:posOffset>80010</wp:posOffset>
+                    <wp:posOffset>146050</wp:posOffset>
                   </wp:positionV>
-                  <wp:extent cx="3834130" cy="2008505"/>
+                  <wp:extent cx="3549650" cy="2572385"/>
                   <wp:effectExtent l="0" t="0" r="0" b="0"/>
                   <wp:wrapSquare wrapText="largest"/>
-                  <wp:docPr id="7" name="Image4"/>
+                  <wp:docPr id="7" name="Image8"/>
                   <wp:cNvGraphicFramePr>
                     <a:graphicFrameLocks xmlns:a="http://schemas.openxmlformats.org/drawingml/2006/main" noChangeAspect="1"/>
                   </wp:cNvGraphicFramePr>
@@ -1747,7 +2832,7 @@
                     <a:graphicData uri="http://schemas.openxmlformats.org/drawingml/2006/picture">
                       <pic:pic xmlns:pic="http://schemas.openxmlformats.org/drawingml/2006/picture">
                         <pic:nvPicPr>
-                          <pic:cNvPr id="7" name="Image4"/>
+                          <pic:cNvPr id="7" name="Image8"/>
                           <pic:cNvPicPr>
                             <a:picLocks noChangeAspect="1" noChangeArrowheads="1"/>
                           </pic:cNvPicPr>
@@ -1761,7 +2846,7 @@
                         <pic:spPr bwMode="auto">
                           <a:xfrm>
                             <a:off x="0" y="0"/>
-                            <a:ext cx="3834130" cy="2008505"/>
+                            <a:ext cx="3549650" cy="2572385"/>
                           </a:xfrm>
                           <a:prstGeom prst="rect">
                             <a:avLst/>
@@ -1776,47 +2861,22 @@
             </w:r>
             <w:r>
               <w:rPr>
-                <w:i/>
-              </w:rPr>
-              <w:t xml:space="preserve">— </w:t>
-            </w:r>
-            <w:r>
-              <w:rPr>
-                <w:i/>
-              </w:rPr>
-              <w:t>Save Checkpoint —</w:t>
-            </w:r>
-            <w:bookmarkEnd w:id="6"/>
-            <w:bookmarkEnd w:id="7"/>
-          </w:p>
-          <w:p>
-            <w:pPr>
-              <w:pStyle w:val="Normal"/>
-              <w:jc w:val="center"/>
-              <w:rPr>
                 <w:b/>
                 <w:sz w:val="22"/>
                 <w:u w:val="single"/>
               </w:rPr>
-            </w:pPr>
-            <w:r>
-              <w:rPr>
-                <w:b/>
-                <w:sz w:val="22"/>
-                <w:u w:val="single"/>
-              </w:rPr>
-              <w:t>[Not that easy!]</w:t>
+              <w:t>[How many so far?]</w:t>
             </w:r>
           </w:p>
           <w:p>
             <w:pPr>
               <w:pStyle w:val="Normal"/>
-              <w:jc w:val="start"/>
+              <w:jc w:val="center"/>
               <w:rPr>
                 <w:b w:val="false"/>
                 <w:bCs w:val="false"/>
-                <w:sz w:val="21"/>
-                <w:szCs w:val="21"/>
+                <w:sz w:val="20"/>
+                <w:szCs w:val="20"/>
                 <w:u w:val="none"/>
               </w:rPr>
             </w:pPr>
@@ -1824,86 +2884,17 @@
               <w:rPr>
                 <w:b w:val="false"/>
                 <w:bCs w:val="false"/>
-                <w:sz w:val="21"/>
-                <w:szCs w:val="21"/>
+                <w:sz w:val="20"/>
+                <w:szCs w:val="20"/>
                 <w:u w:val="none"/>
               </w:rPr>
-              <w:t>Let add some challenge: If the challengers sense that they are too lose to the edge, they will move away from it.</w:t>
+              <w:t>Challengers all done. Let’s make it possible to see how many challengers defeated.</w:t>
             </w:r>
           </w:p>
           <w:p>
             <w:pPr>
               <w:pStyle w:val="Normal"/>
-              <w:jc w:val="start"/>
-              <w:rPr>
-                <w:b w:val="false"/>
-                <w:bCs w:val="false"/>
-                <w:sz w:val="21"/>
-                <w:szCs w:val="21"/>
-                <w:u w:val="none"/>
-              </w:rPr>
-            </w:pPr>
-            <w:r>
-              <w:rPr>
-                <w:b w:val="false"/>
-                <w:bCs w:val="false"/>
-                <w:sz w:val="21"/>
-                <w:szCs w:val="21"/>
-                <w:u w:val="none"/>
-              </w:rPr>
-              <w:t>Create the Border AI function inside the Challenger actor</w:t>
-            </w:r>
-          </w:p>
-          <w:p>
-            <w:pPr>
-              <w:pStyle w:val="Normal"/>
-              <w:jc w:val="start"/>
-              <w:rPr>
-                <w:b w:val="false"/>
-                <w:bCs w:val="false"/>
-                <w:sz w:val="21"/>
-                <w:szCs w:val="21"/>
-                <w:u w:val="none"/>
-              </w:rPr>
-            </w:pPr>
-            <w:r>
-              <w:rPr>
-                <w:b w:val="false"/>
-                <w:bCs w:val="false"/>
-                <w:sz w:val="21"/>
-                <w:szCs w:val="21"/>
-                <w:u w:val="none"/>
-              </w:rPr>
-              <w:t>Type: When the actor is updated</w:t>
-            </w:r>
-          </w:p>
-          <w:p>
-            <w:pPr>
-              <w:pStyle w:val="Normal"/>
-              <w:jc w:val="start"/>
-              <w:rPr>
-                <w:b w:val="false"/>
-                <w:bCs w:val="false"/>
-                <w:sz w:val="21"/>
-                <w:szCs w:val="21"/>
-                <w:u w:val="none"/>
-              </w:rPr>
-            </w:pPr>
-            <w:r>
-              <w:rPr>
-                <w:b w:val="false"/>
-                <w:bCs w:val="false"/>
-                <w:sz w:val="21"/>
-                <w:szCs w:val="21"/>
-                <w:u w:val="none"/>
-              </w:rPr>
-              <w:t>Name: Boarder AI</w:t>
-            </w:r>
-          </w:p>
-          <w:p>
-            <w:pPr>
-              <w:pStyle w:val="Normal"/>
-              <w:jc w:val="start"/>
+              <w:jc w:val="center"/>
               <w:rPr>
                 <w:b w:val="false"/>
                 <w:bCs w:val="false"/>
@@ -1918,16 +2909,55 @@
                 <w:sz w:val="22"/>
                 <w:u w:val="none"/>
               </w:rPr>
+            </w:r>
+          </w:p>
+          <w:p>
+            <w:pPr>
+              <w:pStyle w:val="Normal"/>
+              <w:jc w:val="start"/>
+              <w:rPr>
+                <w:b w:val="false"/>
+                <w:bCs w:val="false"/>
+                <w:sz w:val="22"/>
+                <w:u w:val="none"/>
+              </w:rPr>
+            </w:pPr>
+            <w:r>
+              <w:rPr>
+                <w:b w:val="false"/>
+                <w:bCs w:val="false"/>
+                <w:sz w:val="22"/>
+                <w:u w:val="none"/>
+              </w:rPr>
+              <w:t>Edit the Labels function inside the Champion</w:t>
+            </w:r>
+          </w:p>
+          <w:p>
+            <w:pPr>
+              <w:pStyle w:val="Normal"/>
+              <w:jc w:val="center"/>
+              <w:rPr>
+                <w:b/>
+                <w:sz w:val="22"/>
+                <w:u w:val="single"/>
+              </w:rPr>
+            </w:pPr>
+            <w:r>
+              <w:rPr>
+                <w:b/>
+                <w:sz w:val="22"/>
+                <w:u w:val="single"/>
+              </w:rPr>
               <w:drawing>
-                <wp:anchor distT="0" distB="0" distL="0" distR="0" simplePos="0" relativeHeight="2" behindDoc="0" locked="0" layoutInCell="0" allowOverlap="1">
+                <wp:anchor distT="0" distB="0" distL="0" distR="0" simplePos="0" relativeHeight="9" behindDoc="0" locked="0" layoutInCell="0" allowOverlap="1">
                   <wp:simplePos x="0" y="0"/>
                   <wp:positionH relativeFrom="column">
-                    <wp:posOffset>115570</wp:posOffset>
+                    <wp:align>center</wp:align>
                   </wp:positionH>
                   <wp:positionV relativeFrom="paragraph">
-                    <wp:posOffset>10795</wp:posOffset>
+                    <wp:posOffset>635</wp:posOffset>
                   </wp:positionV>
-                  <wp:extent cx="3830955" cy="1797050"/>
+                  <wp:extent cx="3550285" cy="1208405"/>
                   <wp:effectExtent l="0" t="0" r="0" b="0"/>
                   <wp:wrapSquare wrapText="largest"/>
                   <wp:docPr id="8" name="Image5"/>
@@ -1952,7 +2982,7 @@
                         <pic:spPr bwMode="auto">
                           <a:xfrm>
                             <a:off x="0" y="0"/>
-                            <a:ext cx="3830955" cy="1797050"/>
+                            <a:ext cx="3550285" cy="1208405"/>
                           </a:xfrm>
                           <a:prstGeom prst="rect">
                             <a:avLst/>
@@ -1969,7 +2999,26 @@
           <w:p>
             <w:pPr>
               <w:pStyle w:val="Normal"/>
-              <w:jc w:val="start"/>
+              <w:jc w:val="center"/>
+              <w:rPr>
+                <w:b/>
+                <w:sz w:val="22"/>
+                <w:u w:val="single"/>
+              </w:rPr>
+            </w:pPr>
+            <w:r>
+              <w:rPr>
+                <w:b/>
+                <w:sz w:val="22"/>
+                <w:u w:val="single"/>
+              </w:rPr>
+              <w:t>[ Onto the round]</w:t>
+            </w:r>
+          </w:p>
+          <w:p>
+            <w:pPr>
+              <w:pStyle w:val="Normal"/>
+              <w:jc w:val="center"/>
               <w:rPr>
                 <w:b w:val="false"/>
                 <w:bCs w:val="false"/>
@@ -1984,37 +3033,103 @@
                 <w:sz w:val="22"/>
                 <w:u w:val="none"/>
               </w:rPr>
+              <w:t>If challenger&lt;1, move onto the next level</w:t>
             </w:r>
           </w:p>
           <w:p>
             <w:pPr>
               <w:pStyle w:val="Normal"/>
-              <w:jc w:val="center"/>
-              <w:rPr>
-                <w:b/>
+              <w:jc w:val="start"/>
+              <w:rPr>
+                <w:b w:val="false"/>
+                <w:bCs w:val="false"/>
                 <w:sz w:val="22"/>
-                <w:u w:val="single"/>
-              </w:rPr>
-            </w:pPr>
-            <w:r>
-              <w:rPr>
-                <w:b/>
+                <w:u w:val="none"/>
+              </w:rPr>
+            </w:pPr>
+            <w:r>
+              <w:rPr>
+                <w:b w:val="false"/>
+                <w:bCs w:val="false"/>
                 <w:sz w:val="22"/>
-                <w:u w:val="single"/>
+                <w:u w:val="none"/>
+              </w:rPr>
+              <w:t>Create the Win function under Champion</w:t>
+            </w:r>
+          </w:p>
+          <w:p>
+            <w:pPr>
+              <w:pStyle w:val="Normal"/>
+              <w:jc w:val="start"/>
+              <w:rPr>
+                <w:b w:val="false"/>
+                <w:bCs w:val="false"/>
+                <w:sz w:val="22"/>
+                <w:u w:val="none"/>
+              </w:rPr>
+            </w:pPr>
+            <w:r>
+              <w:rPr>
+                <w:b w:val="false"/>
+                <w:bCs w:val="false"/>
+                <w:sz w:val="22"/>
+                <w:u w:val="none"/>
+              </w:rPr>
+              <w:t>Type: When this actor is updated</w:t>
+            </w:r>
+          </w:p>
+          <w:p>
+            <w:pPr>
+              <w:pStyle w:val="Normal"/>
+              <w:jc w:val="start"/>
+              <w:rPr>
+                <w:b w:val="false"/>
+                <w:bCs w:val="false"/>
+                <w:sz w:val="22"/>
+                <w:u w:val="none"/>
+              </w:rPr>
+            </w:pPr>
+            <w:r>
+              <w:rPr>
+                <w:b w:val="false"/>
+                <w:bCs w:val="false"/>
+                <w:sz w:val="22"/>
+                <w:u w:val="none"/>
+              </w:rPr>
+              <w:t>Name: Win</w:t>
+            </w:r>
+          </w:p>
+          <w:p>
+            <w:pPr>
+              <w:pStyle w:val="Normal"/>
+              <w:jc w:val="start"/>
+              <w:rPr>
+                <w:b w:val="false"/>
+                <w:bCs w:val="false"/>
+                <w:sz w:val="22"/>
+                <w:u w:val="none"/>
+              </w:rPr>
+            </w:pPr>
+            <w:r>
+              <w:rPr>
+                <w:b w:val="false"/>
+                <w:bCs w:val="false"/>
+                <w:sz w:val="22"/>
+                <w:u w:val="none"/>
               </w:rPr>
               <w:drawing>
-                <wp:anchor distT="0" distB="0" distL="0" distR="0" simplePos="0" relativeHeight="11" behindDoc="0" locked="0" layoutInCell="0" allowOverlap="1">
+                <wp:anchor distT="0" distB="0" distL="0" distR="0" simplePos="0" relativeHeight="10" behindDoc="0" locked="0" layoutInCell="0" allowOverlap="1">
                   <wp:simplePos x="0" y="0"/>
                   <wp:positionH relativeFrom="column">
-                    <wp:align>center</wp:align>
+                    <wp:posOffset>249555</wp:posOffset>
                   </wp:positionH>
                   <wp:positionV relativeFrom="paragraph">
-                    <wp:posOffset>635</wp:posOffset>
+                    <wp:posOffset>21590</wp:posOffset>
                   </wp:positionV>
-                  <wp:extent cx="3549650" cy="2572385"/>
+                  <wp:extent cx="2283460" cy="994410"/>
                   <wp:effectExtent l="0" t="0" r="0" b="0"/>
                   <wp:wrapSquare wrapText="largest"/>
-                  <wp:docPr id="9" name="Image8"/>
+                  <wp:docPr id="9" name="Image10"/>
                   <wp:cNvGraphicFramePr>
                     <a:graphicFrameLocks xmlns:a="http://schemas.openxmlformats.org/drawingml/2006/main" noChangeAspect="1"/>
                   </wp:cNvGraphicFramePr>
@@ -2022,7 +3137,7 @@
                     <a:graphicData uri="http://schemas.openxmlformats.org/drawingml/2006/picture">
                       <pic:pic xmlns:pic="http://schemas.openxmlformats.org/drawingml/2006/picture">
                         <pic:nvPicPr>
-                          <pic:cNvPr id="9" name="Image8"/>
+                          <pic:cNvPr id="9" name="Image10"/>
                           <pic:cNvPicPr>
                             <a:picLocks noChangeAspect="1" noChangeArrowheads="1"/>
                           </pic:cNvPicPr>
@@ -2036,7 +3151,7 @@
                         <pic:spPr bwMode="auto">
                           <a:xfrm>
                             <a:off x="0" y="0"/>
-                            <a:ext cx="3549650" cy="2572385"/>
+                            <a:ext cx="2283460" cy="994410"/>
                           </a:xfrm>
                           <a:prstGeom prst="rect">
                             <a:avLst/>
@@ -2053,49 +3168,7 @@
           <w:p>
             <w:pPr>
               <w:pStyle w:val="Normal"/>
-              <w:jc w:val="center"/>
-              <w:rPr>
-                <w:b/>
-                <w:sz w:val="22"/>
-                <w:u w:val="single"/>
-              </w:rPr>
-            </w:pPr>
-            <w:r>
-              <w:rPr>
-                <w:b/>
-                <w:sz w:val="22"/>
-                <w:u w:val="single"/>
-              </w:rPr>
-              <w:t>[How many so far?]</w:t>
-            </w:r>
-          </w:p>
-          <w:p>
-            <w:pPr>
-              <w:pStyle w:val="Normal"/>
-              <w:jc w:val="center"/>
-              <w:rPr>
-                <w:b w:val="false"/>
-                <w:bCs w:val="false"/>
-                <w:sz w:val="20"/>
-                <w:szCs w:val="20"/>
-                <w:u w:val="none"/>
-              </w:rPr>
-            </w:pPr>
-            <w:r>
-              <w:rPr>
-                <w:b w:val="false"/>
-                <w:bCs w:val="false"/>
-                <w:sz w:val="20"/>
-                <w:szCs w:val="20"/>
-                <w:u w:val="none"/>
-              </w:rPr>
-              <w:t>Challengers all done. Let’s make it possible to see how many challengers defeated.</w:t>
-            </w:r>
-          </w:p>
-          <w:p>
-            <w:pPr>
-              <w:pStyle w:val="Normal"/>
-              <w:jc w:val="center"/>
+              <w:jc w:val="start"/>
               <w:rPr>
                 <w:b w:val="false"/>
                 <w:bCs w:val="false"/>
@@ -2115,6 +3188,112 @@
           <w:p>
             <w:pPr>
               <w:pStyle w:val="Normal"/>
+              <w:spacing w:before="80" w:after="140"/>
+              <w:jc w:val="center"/>
+              <w:rPr>
+                <w:i/>
+              </w:rPr>
+            </w:pPr>
+            <w:r>
+              <w:rPr>
+                <w:i/>
+              </w:rPr>
+            </w:r>
+          </w:p>
+          <w:p>
+            <w:pPr>
+              <w:pStyle w:val="Normal"/>
+              <w:spacing w:before="80" w:after="140"/>
+              <w:jc w:val="center"/>
+              <w:rPr>
+                <w:i/>
+              </w:rPr>
+            </w:pPr>
+            <w:r>
+              <w:rPr>
+                <w:i/>
+              </w:rPr>
+            </w:r>
+          </w:p>
+          <w:p>
+            <w:pPr>
+              <w:pStyle w:val="Normal"/>
+              <w:spacing w:before="80" w:after="140"/>
+              <w:jc w:val="center"/>
+              <w:rPr>
+                <w:i/>
+              </w:rPr>
+            </w:pPr>
+            <w:r>
+              <w:rPr>
+                <w:i/>
+              </w:rPr>
+            </w:r>
+          </w:p>
+          <w:p>
+            <w:pPr>
+              <w:pStyle w:val="Normal"/>
+              <w:spacing w:before="80" w:after="140"/>
+              <w:jc w:val="center"/>
+              <w:rPr>
+                <w:i/>
+              </w:rPr>
+            </w:pPr>
+            <w:bookmarkStart w:id="8" w:name="__DdeLink__73_1464728989_Copy_1_Copy_1"/>
+            <w:r>
+              <w:rPr>
+                <w:i/>
+              </w:rPr>
+              <w:t xml:space="preserve">— </w:t>
+            </w:r>
+            <w:r>
+              <w:rPr>
+                <w:i/>
+              </w:rPr>
+              <w:t>Save Checkpoint —</w:t>
+            </w:r>
+            <w:bookmarkEnd w:id="8"/>
+          </w:p>
+          <w:p>
+            <w:pPr>
+              <w:pStyle w:val="Normal"/>
+              <w:jc w:val="center"/>
+              <w:rPr>
+                <w:b/>
+                <w:sz w:val="22"/>
+                <w:u w:val="single"/>
+              </w:rPr>
+            </w:pPr>
+            <w:r>
+              <w:rPr>
+                <w:b/>
+                <w:sz w:val="22"/>
+                <w:u w:val="single"/>
+              </w:rPr>
+            </w:r>
+          </w:p>
+          <w:p>
+            <w:pPr>
+              <w:pStyle w:val="Normal"/>
+              <w:spacing w:before="0" w:after="80"/>
+              <w:jc w:val="center"/>
+              <w:rPr>
+                <w:b/>
+                <w:bCs/>
+              </w:rPr>
+            </w:pPr>
+            <w:r>
+              <w:rPr>
+                <w:b/>
+                <w:bCs/>
+              </w:rPr>
+              <w:t>[Extra content]</w:t>
+            </w:r>
+          </w:p>
+          <w:p>
+            <w:pPr>
+              <w:pStyle w:val="Normal"/>
+              <w:spacing w:before="0" w:after="80"/>
               <w:jc w:val="start"/>
               <w:rPr>
                 <w:b w:val="false"/>
@@ -2130,7 +3309,7 @@
                 <w:sz w:val="22"/>
                 <w:u w:val="none"/>
               </w:rPr>
-              <w:t>Edit the Labels function inside the Champion</w:t>
+              <w:t>Create a game variable `highscore`</w:t>
             </w:r>
           </w:p>
           <w:p>
@@ -2149,19 +3328,37 @@
                 <w:sz w:val="22"/>
                 <w:u w:val="single"/>
               </w:rPr>
+            </w:r>
+          </w:p>
+          <w:p>
+            <w:pPr>
+              <w:pStyle w:val="Normal"/>
+              <w:jc w:val="center"/>
+              <w:rPr>
+                <w:b/>
+                <w:sz w:val="22"/>
+                <w:u w:val="single"/>
+              </w:rPr>
+            </w:pPr>
+            <w:r>
+              <w:rPr>
+                <w:b/>
+                <w:sz w:val="22"/>
+                <w:u w:val="single"/>
+              </w:rPr>
               <w:drawing>
-                <wp:anchor distT="0" distB="0" distL="0" distR="0" simplePos="0" relativeHeight="10" behindDoc="0" locked="0" layoutInCell="0" allowOverlap="1">
+                <wp:anchor distT="0" distB="0" distL="0" distR="0" simplePos="0" relativeHeight="11" behindDoc="0" locked="0" layoutInCell="0" allowOverlap="1">
                   <wp:simplePos x="0" y="0"/>
                   <wp:positionH relativeFrom="column">
-                    <wp:align>center</wp:align>
+                    <wp:posOffset>269875</wp:posOffset>
                   </wp:positionH>
                   <wp:positionV relativeFrom="paragraph">
-                    <wp:posOffset>635</wp:posOffset>
+                    <wp:posOffset>6985</wp:posOffset>
                   </wp:positionV>
-                  <wp:extent cx="3549650" cy="1274445"/>
+                  <wp:extent cx="2871470" cy="2849245"/>
                   <wp:effectExtent l="0" t="0" r="0" b="0"/>
                   <wp:wrapSquare wrapText="largest"/>
-                  <wp:docPr id="10" name="Image9"/>
+                  <wp:docPr id="10" name="Image12"/>
                   <wp:cNvGraphicFramePr>
                     <a:graphicFrameLocks xmlns:a="http://schemas.openxmlformats.org/drawingml/2006/main" noChangeAspect="1"/>
                   </wp:cNvGraphicFramePr>
@@ -2169,7 +3366,7 @@
                     <a:graphicData uri="http://schemas.openxmlformats.org/drawingml/2006/picture">
                       <pic:pic xmlns:pic="http://schemas.openxmlformats.org/drawingml/2006/picture">
                         <pic:nvPicPr>
-                          <pic:cNvPr id="10" name="Image9"/>
+                          <pic:cNvPr id="10" name="Image12"/>
                           <pic:cNvPicPr>
                             <a:picLocks noChangeAspect="1" noChangeArrowheads="1"/>
                           </pic:cNvPicPr>
@@ -2183,7 +3380,7 @@
                         <pic:spPr bwMode="auto">
                           <a:xfrm>
                             <a:off x="0" y="0"/>
-                            <a:ext cx="3549650" cy="1274445"/>
+                            <a:ext cx="2871470" cy="2849245"/>
                           </a:xfrm>
                           <a:prstGeom prst="rect">
                             <a:avLst/>
@@ -2213,7 +3410,6 @@
                 <w:sz w:val="22"/>
                 <w:u w:val="single"/>
               </w:rPr>
-              <w:t>[ Onto the round]</w:t>
             </w:r>
           </w:p>
           <w:p>
@@ -2221,83 +3417,81 @@
               <w:pStyle w:val="Normal"/>
               <w:jc w:val="center"/>
               <w:rPr>
-                <w:b w:val="false"/>
-                <w:bCs w:val="false"/>
+                <w:b/>
                 <w:sz w:val="22"/>
-                <w:u w:val="none"/>
-              </w:rPr>
-            </w:pPr>
-            <w:r>
-              <w:rPr>
-                <w:b w:val="false"/>
-                <w:bCs w:val="false"/>
+                <w:u w:val="single"/>
+              </w:rPr>
+            </w:pPr>
+            <w:r>
+              <w:rPr>
+                <w:b/>
                 <w:sz w:val="22"/>
-                <w:u w:val="none"/>
-              </w:rPr>
-              <w:t>If challenger&lt;1, move onto the next level</w:t>
+                <w:u w:val="single"/>
+              </w:rPr>
             </w:r>
           </w:p>
           <w:p>
             <w:pPr>
               <w:pStyle w:val="Normal"/>
-              <w:jc w:val="start"/>
-              <w:rPr>
-                <w:b w:val="false"/>
-                <w:bCs w:val="false"/>
+              <w:jc w:val="center"/>
+              <w:rPr>
+                <w:b/>
                 <w:sz w:val="22"/>
-                <w:u w:val="none"/>
-              </w:rPr>
-            </w:pPr>
-            <w:r>
-              <w:rPr>
-                <w:b w:val="false"/>
-                <w:bCs w:val="false"/>
+                <w:u w:val="single"/>
+              </w:rPr>
+            </w:pPr>
+            <w:r>
+              <w:rPr>
+                <w:b/>
                 <w:sz w:val="22"/>
-                <w:u w:val="none"/>
-              </w:rPr>
-              <w:t>Create the Win function under Champion</w:t>
+                <w:u w:val="single"/>
+              </w:rPr>
             </w:r>
           </w:p>
           <w:p>
             <w:pPr>
               <w:pStyle w:val="Normal"/>
-              <w:jc w:val="start"/>
-              <w:rPr>
-                <w:b w:val="false"/>
-                <w:bCs w:val="false"/>
+              <w:jc w:val="center"/>
+              <w:rPr>
+                <w:b/>
                 <w:sz w:val="22"/>
-                <w:u w:val="none"/>
-              </w:rPr>
-            </w:pPr>
-            <w:r>
-              <w:rPr>
-                <w:b w:val="false"/>
-                <w:bCs w:val="false"/>
+                <w:u w:val="single"/>
+              </w:rPr>
+            </w:pPr>
+            <w:r>
+              <w:rPr>
+                <w:b/>
                 <w:sz w:val="22"/>
-                <w:u w:val="none"/>
-              </w:rPr>
-              <w:t>Type: When this actor is updated</w:t>
+                <w:u w:val="single"/>
+              </w:rPr>
             </w:r>
           </w:p>
           <w:p>
             <w:pPr>
               <w:pStyle w:val="Normal"/>
-              <w:jc w:val="start"/>
-              <w:rPr>
-                <w:b w:val="false"/>
-                <w:bCs w:val="false"/>
+              <w:jc w:val="center"/>
+              <w:rPr>
+                <w:b/>
                 <w:sz w:val="22"/>
-                <w:u w:val="none"/>
-              </w:rPr>
-            </w:pPr>
-            <w:r>
-              <w:rPr>
-                <w:b w:val="false"/>
-                <w:bCs w:val="false"/>
+                <w:u w:val="single"/>
+              </w:rPr>
+            </w:pPr>
+            <w:r>
+              <w:rPr>
+                <w:b/>
                 <w:sz w:val="22"/>
-                <w:u w:val="none"/>
-              </w:rPr>
-              <w:t>Name: Win</w:t>
+                <w:u w:val="single"/>
+              </w:rPr>
+            </w:r>
+          </w:p>
+          <w:p>
+            <w:pPr>
+              <w:pStyle w:val="Normal"/>
+              <w:jc w:val="center"/>
+              <w:rPr/>
+            </w:pPr>
+            <w:r>
+              <w:rPr/>
             </w:r>
           </w:p>
           <w:p>
@@ -2305,23 +3499,87 @@
               <w:pStyle w:val="Normal"/>
               <w:spacing w:before="80" w:after="140"/>
               <w:jc w:val="center"/>
-              <w:rPr/>
-            </w:pPr>
-            <w:bookmarkStart w:id="8" w:name="__DdeLink__73_1464728989_Copy_1_Copy_1"/>
-            <w:r>
+              <w:rPr>
+                <w:i/>
+              </w:rPr>
+            </w:pPr>
+            <w:r>
+              <w:rPr>
+                <w:i/>
+              </w:rPr>
+            </w:r>
+          </w:p>
+          <w:p>
+            <w:pPr>
+              <w:pStyle w:val="Normal"/>
+              <w:spacing w:before="80" w:after="140"/>
+              <w:jc w:val="center"/>
+              <w:rPr>
+                <w:i/>
+              </w:rPr>
+            </w:pPr>
+            <w:r>
+              <w:rPr>
+                <w:i/>
+              </w:rPr>
+            </w:r>
+          </w:p>
+          <w:p>
+            <w:pPr>
+              <w:pStyle w:val="Normal"/>
+              <w:spacing w:before="80" w:after="140"/>
+              <w:jc w:val="center"/>
+              <w:rPr>
+                <w:i/>
+              </w:rPr>
+            </w:pPr>
+            <w:r>
+              <w:rPr>
+                <w:i/>
+              </w:rPr>
+            </w:r>
+          </w:p>
+          <w:p>
+            <w:pPr>
+              <w:pStyle w:val="Normal"/>
+              <w:spacing w:before="80" w:after="140"/>
+              <w:jc w:val="center"/>
+              <w:rPr>
+                <w:i/>
+              </w:rPr>
+            </w:pPr>
+            <w:r>
+              <w:rPr>
+                <w:i/>
+              </w:rPr>
+            </w:r>
+          </w:p>
+          <w:p>
+            <w:pPr>
+              <w:pStyle w:val="Normal"/>
+              <w:spacing w:before="80" w:after="140"/>
+              <w:jc w:val="center"/>
+              <w:rPr>
+                <w:i/>
+              </w:rPr>
+            </w:pPr>
+            <w:r>
+              <w:rPr>
+                <w:i/>
+              </w:rPr>
               <w:drawing>
-                <wp:anchor distT="0" distB="0" distL="0" distR="0" simplePos="0" relativeHeight="6" behindDoc="0" locked="0" layoutInCell="0" allowOverlap="1">
+                <wp:anchor distT="0" distB="0" distL="0" distR="0" simplePos="0" relativeHeight="12" behindDoc="0" locked="0" layoutInCell="0" allowOverlap="1">
                   <wp:simplePos x="0" y="0"/>
                   <wp:positionH relativeFrom="column">
-                    <wp:align>center</wp:align>
+                    <wp:posOffset>446405</wp:posOffset>
                   </wp:positionH>
                   <wp:positionV relativeFrom="paragraph">
-                    <wp:posOffset>635</wp:posOffset>
+                    <wp:posOffset>143510</wp:posOffset>
                   </wp:positionV>
-                  <wp:extent cx="3549650" cy="994410"/>
+                  <wp:extent cx="2906395" cy="1565910"/>
                   <wp:effectExtent l="0" t="0" r="0" b="0"/>
                   <wp:wrapSquare wrapText="largest"/>
-                  <wp:docPr id="11" name="Image10"/>
+                  <wp:docPr id="11" name="Image13"/>
                   <wp:cNvGraphicFramePr>
                     <a:graphicFrameLocks xmlns:a="http://schemas.openxmlformats.org/drawingml/2006/main" noChangeAspect="1"/>
                   </wp:cNvGraphicFramePr>
@@ -2329,7 +3587,7 @@
                     <a:graphicData uri="http://schemas.openxmlformats.org/drawingml/2006/picture">
                       <pic:pic xmlns:pic="http://schemas.openxmlformats.org/drawingml/2006/picture">
                         <pic:nvPicPr>
-                          <pic:cNvPr id="11" name="Image10"/>
+                          <pic:cNvPr id="11" name="Image13"/>
                           <pic:cNvPicPr>
                             <a:picLocks noChangeAspect="1" noChangeArrowheads="1"/>
                           </pic:cNvPicPr>
@@ -2343,7 +3601,7 @@
                         <pic:spPr bwMode="auto">
                           <a:xfrm>
                             <a:off x="0" y="0"/>
-                            <a:ext cx="3549650" cy="994410"/>
+                            <a:ext cx="2906395" cy="1565910"/>
                           </a:xfrm>
                           <a:prstGeom prst="rect">
                             <a:avLst/>
@@ -2356,339 +3614,120 @@
                 </wp:anchor>
               </w:drawing>
             </w:r>
-            <w:r>
-              <w:rPr>
-                <w:i/>
-              </w:rPr>
-              <w:t xml:space="preserve">— </w:t>
-            </w:r>
-            <w:r>
-              <w:rPr>
-                <w:i/>
-              </w:rPr>
-              <w:t>Save Checkpoint —</w:t>
-            </w:r>
-            <w:bookmarkEnd w:id="8"/>
-          </w:p>
-          <w:p>
-            <w:pPr>
-              <w:pStyle w:val="Normal"/>
-              <w:jc w:val="center"/>
-              <w:rPr>
-                <w:b/>
-                <w:sz w:val="22"/>
-                <w:u w:val="single"/>
-              </w:rPr>
-            </w:pPr>
-            <w:r>
-              <w:rPr>
-                <w:b/>
-                <w:sz w:val="22"/>
-                <w:u w:val="single"/>
-              </w:rPr>
-            </w:r>
-          </w:p>
-          <w:p>
-            <w:pPr>
-              <w:pStyle w:val="Normal"/>
-              <w:spacing w:before="0" w:after="80"/>
-              <w:jc w:val="center"/>
-              <w:rPr>
-                <w:b/>
-                <w:bCs/>
-              </w:rPr>
-            </w:pPr>
-            <w:r>
-              <w:rPr>
-                <w:b/>
-                <w:bCs/>
-              </w:rPr>
-              <w:t>[</w:t>
-            </w:r>
-            <w:r>
-              <w:rPr>
-                <w:b/>
-                <w:bCs/>
-              </w:rPr>
-              <w:t>Extra content</w:t>
-            </w:r>
-            <w:r>
-              <w:rPr>
-                <w:b/>
-                <w:bCs/>
-              </w:rPr>
-              <w:t>]</w:t>
-            </w:r>
-          </w:p>
-          <w:p>
-            <w:pPr>
-              <w:pStyle w:val="Normal"/>
-              <w:spacing w:before="0" w:after="80"/>
-              <w:jc w:val="center"/>
-              <w:rPr>
-                <w:b/>
-                <w:bCs/>
-              </w:rPr>
-            </w:pPr>
-            <w:r>
-              <w:rPr>
-                <w:b/>
-                <w:bCs/>
-              </w:rPr>
-              <w:drawing>
-                <wp:anchor distT="0" distB="0" distL="0" distR="0" simplePos="0" relativeHeight="13" behindDoc="0" locked="0" layoutInCell="0" allowOverlap="1">
-                  <wp:simplePos x="0" y="0"/>
-                  <wp:positionH relativeFrom="column">
-                    <wp:align>center</wp:align>
-                  </wp:positionH>
-                  <wp:positionV relativeFrom="paragraph">
-                    <wp:posOffset>635</wp:posOffset>
-                  </wp:positionV>
-                  <wp:extent cx="3549650" cy="3522345"/>
-                  <wp:effectExtent l="0" t="0" r="0" b="0"/>
-                  <wp:wrapSquare wrapText="largest"/>
-                  <wp:docPr id="12" name="Image12"/>
-                  <wp:cNvGraphicFramePr>
-                    <a:graphicFrameLocks xmlns:a="http://schemas.openxmlformats.org/drawingml/2006/main" noChangeAspect="1"/>
-                  </wp:cNvGraphicFramePr>
-                  <a:graphic xmlns:a="http://schemas.openxmlformats.org/drawingml/2006/main">
-                    <a:graphicData uri="http://schemas.openxmlformats.org/drawingml/2006/picture">
-                      <pic:pic xmlns:pic="http://schemas.openxmlformats.org/drawingml/2006/picture">
-                        <pic:nvPicPr>
-                          <pic:cNvPr id="12" name="Image12"/>
-                          <pic:cNvPicPr>
-                            <a:picLocks noChangeAspect="1" noChangeArrowheads="1"/>
-                          </pic:cNvPicPr>
-                        </pic:nvPicPr>
-                        <pic:blipFill>
-                          <a:blip r:embed="rId13"/>
-                          <a:stretch>
-                            <a:fillRect/>
-                          </a:stretch>
-                        </pic:blipFill>
-                        <pic:spPr bwMode="auto">
-                          <a:xfrm>
-                            <a:off x="0" y="0"/>
-                            <a:ext cx="3549650" cy="3522345"/>
-                          </a:xfrm>
-                          <a:prstGeom prst="rect">
-                            <a:avLst/>
-                          </a:prstGeom>
-                          <a:noFill/>
-                        </pic:spPr>
-                      </pic:pic>
-                    </a:graphicData>
-                  </a:graphic>
-                </wp:anchor>
-              </w:drawing>
-            </w:r>
-          </w:p>
-          <w:p>
-            <w:pPr>
-              <w:pStyle w:val="Normal"/>
-              <w:jc w:val="center"/>
-              <w:rPr>
-                <w:b/>
-                <w:sz w:val="22"/>
-                <w:u w:val="single"/>
-              </w:rPr>
-            </w:pPr>
-            <w:r>
-              <w:rPr>
-                <w:b/>
-                <w:sz w:val="22"/>
-                <w:u w:val="single"/>
-              </w:rPr>
-              <w:drawing>
-                <wp:anchor distT="0" distB="0" distL="0" distR="0" simplePos="0" relativeHeight="14" behindDoc="0" locked="0" layoutInCell="0" allowOverlap="1">
-                  <wp:simplePos x="0" y="0"/>
-                  <wp:positionH relativeFrom="column">
-                    <wp:posOffset>151130</wp:posOffset>
-                  </wp:positionH>
-                  <wp:positionV relativeFrom="paragraph">
-                    <wp:posOffset>54610</wp:posOffset>
-                  </wp:positionV>
-                  <wp:extent cx="3549650" cy="1912620"/>
-                  <wp:effectExtent l="0" t="0" r="0" b="0"/>
-                  <wp:wrapSquare wrapText="largest"/>
-                  <wp:docPr id="13" name="Image13"/>
-                  <wp:cNvGraphicFramePr>
-                    <a:graphicFrameLocks xmlns:a="http://schemas.openxmlformats.org/drawingml/2006/main" noChangeAspect="1"/>
-                  </wp:cNvGraphicFramePr>
-                  <a:graphic xmlns:a="http://schemas.openxmlformats.org/drawingml/2006/main">
-                    <a:graphicData uri="http://schemas.openxmlformats.org/drawingml/2006/picture">
-                      <pic:pic xmlns:pic="http://schemas.openxmlformats.org/drawingml/2006/picture">
-                        <pic:nvPicPr>
-                          <pic:cNvPr id="13" name="Image13"/>
-                          <pic:cNvPicPr>
-                            <a:picLocks noChangeAspect="1" noChangeArrowheads="1"/>
-                          </pic:cNvPicPr>
-                        </pic:nvPicPr>
-                        <pic:blipFill>
-                          <a:blip r:embed="rId14"/>
-                          <a:stretch>
-                            <a:fillRect/>
-                          </a:stretch>
-                        </pic:blipFill>
-                        <pic:spPr bwMode="auto">
-                          <a:xfrm>
-                            <a:off x="0" y="0"/>
-                            <a:ext cx="3549650" cy="1912620"/>
-                          </a:xfrm>
-                          <a:prstGeom prst="rect">
-                            <a:avLst/>
-                          </a:prstGeom>
-                          <a:noFill/>
-                        </pic:spPr>
-                      </pic:pic>
-                    </a:graphicData>
-                  </a:graphic>
-                </wp:anchor>
-              </w:drawing>
-            </w:r>
-          </w:p>
-          <w:p>
-            <w:pPr>
-              <w:pStyle w:val="Normal"/>
-              <w:jc w:val="center"/>
-              <w:rPr>
-                <w:b/>
-                <w:sz w:val="22"/>
-                <w:u w:val="single"/>
-              </w:rPr>
-            </w:pPr>
-            <w:r>
-              <w:rPr>
-                <w:b/>
-                <w:sz w:val="22"/>
-                <w:u w:val="single"/>
-              </w:rPr>
-            </w:r>
-          </w:p>
-          <w:p>
-            <w:pPr>
-              <w:pStyle w:val="Normal"/>
-              <w:jc w:val="center"/>
-              <w:rPr>
-                <w:b/>
-                <w:sz w:val="22"/>
-                <w:u w:val="single"/>
-              </w:rPr>
-            </w:pPr>
-            <w:r>
-              <w:rPr>
-                <w:b/>
-                <w:sz w:val="22"/>
-                <w:u w:val="single"/>
-              </w:rPr>
-            </w:r>
-          </w:p>
-          <w:p>
-            <w:pPr>
-              <w:pStyle w:val="Normal"/>
-              <w:jc w:val="center"/>
-              <w:rPr>
-                <w:b/>
-                <w:sz w:val="22"/>
-                <w:u w:val="single"/>
-              </w:rPr>
-            </w:pPr>
-            <w:r>
-              <w:rPr>
-                <w:b/>
-                <w:sz w:val="22"/>
-                <w:u w:val="single"/>
-              </w:rPr>
-            </w:r>
-          </w:p>
-          <w:p>
-            <w:pPr>
-              <w:pStyle w:val="Normal"/>
-              <w:jc w:val="center"/>
-              <w:rPr>
-                <w:b/>
-                <w:sz w:val="22"/>
-                <w:u w:val="single"/>
-              </w:rPr>
-            </w:pPr>
-            <w:r>
-              <w:rPr>
-                <w:b/>
-                <w:sz w:val="22"/>
-                <w:u w:val="single"/>
-              </w:rPr>
-            </w:r>
-          </w:p>
-          <w:p>
-            <w:pPr>
-              <w:pStyle w:val="Normal"/>
-              <w:jc w:val="center"/>
-              <w:rPr>
-                <w:b/>
-                <w:sz w:val="22"/>
-                <w:u w:val="single"/>
-              </w:rPr>
-            </w:pPr>
-            <w:r>
-              <w:rPr>
-                <w:b/>
-                <w:sz w:val="22"/>
-                <w:u w:val="single"/>
-              </w:rPr>
-            </w:r>
-          </w:p>
-          <w:p>
-            <w:pPr>
-              <w:pStyle w:val="Normal"/>
-              <w:jc w:val="center"/>
-              <w:rPr>
-                <w:b/>
-                <w:sz w:val="22"/>
-                <w:u w:val="single"/>
-              </w:rPr>
-            </w:pPr>
-            <w:r>
-              <w:rPr>
-                <w:b/>
-                <w:sz w:val="22"/>
-                <w:u w:val="single"/>
-              </w:rPr>
-            </w:r>
-          </w:p>
-          <w:p>
-            <w:pPr>
-              <w:pStyle w:val="Normal"/>
-              <w:jc w:val="center"/>
-              <w:rPr>
-                <w:b/>
-                <w:sz w:val="22"/>
-                <w:u w:val="single"/>
-              </w:rPr>
-            </w:pPr>
-            <w:r>
-              <w:rPr>
-                <w:b/>
-                <w:sz w:val="22"/>
-                <w:u w:val="single"/>
-              </w:rPr>
-            </w:r>
-          </w:p>
-          <w:p>
-            <w:pPr>
-              <w:pStyle w:val="Normal"/>
-              <w:jc w:val="center"/>
-              <w:rPr/>
-            </w:pPr>
-            <w:r>
-              <w:rPr/>
-            </w:r>
           </w:p>
           <w:p>
             <w:pPr>
               <w:pStyle w:val="Normal"/>
               <w:spacing w:before="80" w:after="140"/>
               <w:jc w:val="center"/>
-              <w:rPr/>
+              <w:rPr>
+                <w:i/>
+              </w:rPr>
+            </w:pPr>
+            <w:r>
+              <w:rPr>
+                <w:i/>
+              </w:rPr>
+            </w:r>
+          </w:p>
+          <w:p>
+            <w:pPr>
+              <w:pStyle w:val="Normal"/>
+              <w:spacing w:before="80" w:after="140"/>
+              <w:jc w:val="center"/>
+              <w:rPr>
+                <w:i/>
+              </w:rPr>
+            </w:pPr>
+            <w:r>
+              <w:rPr>
+                <w:i/>
+              </w:rPr>
+            </w:r>
+          </w:p>
+          <w:p>
+            <w:pPr>
+              <w:pStyle w:val="Normal"/>
+              <w:spacing w:before="80" w:after="140"/>
+              <w:jc w:val="center"/>
+              <w:rPr>
+                <w:i/>
+              </w:rPr>
+            </w:pPr>
+            <w:r>
+              <w:rPr>
+                <w:i/>
+              </w:rPr>
+            </w:r>
+          </w:p>
+          <w:p>
+            <w:pPr>
+              <w:pStyle w:val="Normal"/>
+              <w:spacing w:before="80" w:after="140"/>
+              <w:jc w:val="center"/>
+              <w:rPr>
+                <w:i/>
+              </w:rPr>
+            </w:pPr>
+            <w:r>
+              <w:rPr>
+                <w:i/>
+              </w:rPr>
+            </w:r>
+          </w:p>
+          <w:p>
+            <w:pPr>
+              <w:pStyle w:val="Normal"/>
+              <w:spacing w:before="80" w:after="140"/>
+              <w:jc w:val="center"/>
+              <w:rPr>
+                <w:i/>
+              </w:rPr>
+            </w:pPr>
+            <w:r>
+              <w:rPr>
+                <w:i/>
+              </w:rPr>
+            </w:r>
+          </w:p>
+          <w:p>
+            <w:pPr>
+              <w:pStyle w:val="Normal"/>
+              <w:spacing w:before="80" w:after="140"/>
+              <w:jc w:val="center"/>
+              <w:rPr>
+                <w:i/>
+              </w:rPr>
+            </w:pPr>
+            <w:r>
+              <w:rPr>
+                <w:i/>
+              </w:rPr>
+            </w:r>
+          </w:p>
+          <w:p>
+            <w:pPr>
+              <w:pStyle w:val="Normal"/>
+              <w:spacing w:before="80" w:after="140"/>
+              <w:jc w:val="center"/>
+              <w:rPr>
+                <w:i/>
+              </w:rPr>
+            </w:pPr>
+            <w:r>
+              <w:rPr>
+                <w:i/>
+              </w:rPr>
+            </w:r>
+          </w:p>
+          <w:p>
+            <w:pPr>
+              <w:pStyle w:val="Normal"/>
+              <w:spacing w:before="80" w:after="140"/>
+              <w:jc w:val="center"/>
+              <w:rPr>
+                <w:i/>
+              </w:rPr>
             </w:pPr>
             <w:r>
               <w:rPr>
@@ -2709,7 +3748,7 @@
         <w:trPr/>
         <w:tc>
           <w:tcPr>
-            <w:tcW w:w="5670" w:type="dxa"/>
+            <w:tcW w:w="5669" w:type="dxa"/>
             <w:tcBorders>
               <w:end w:val="single" w:sz="6" w:space="0" w:color="000000"/>
             </w:tcBorders>
@@ -2728,7 +3767,7 @@
         </w:tc>
         <w:tc>
           <w:tcPr>
-            <w:tcW w:w="5770" w:type="dxa"/>
+            <w:tcW w:w="5771" w:type="dxa"/>
             <w:tcBorders/>
           </w:tcPr>
           <w:p>
@@ -2906,6 +3945,7 @@
         </w:tabs>
         <w:ind w:start="1080" w:hanging="360"/>
       </w:pPr>
+      <w:rPr/>
     </w:lvl>
     <w:lvl w:ilvl="2">
       <w:start w:val="1"/>
@@ -2918,6 +3958,7 @@
         </w:tabs>
         <w:ind w:start="1440" w:hanging="360"/>
       </w:pPr>
+      <w:rPr/>
     </w:lvl>
     <w:lvl w:ilvl="3">
       <w:start w:val="1"/>
@@ -2930,6 +3971,7 @@
         </w:tabs>
         <w:ind w:start="1800" w:hanging="360"/>
       </w:pPr>
+      <w:rPr/>
     </w:lvl>
     <w:lvl w:ilvl="4">
       <w:start w:val="1"/>
@@ -2942,6 +3984,7 @@
         </w:tabs>
         <w:ind w:start="2160" w:hanging="360"/>
       </w:pPr>
+      <w:rPr/>
     </w:lvl>
     <w:lvl w:ilvl="5">
       <w:start w:val="1"/>
@@ -2954,6 +3997,7 @@
         </w:tabs>
         <w:ind w:start="2520" w:hanging="360"/>
       </w:pPr>
+      <w:rPr/>
     </w:lvl>
     <w:lvl w:ilvl="6">
       <w:start w:val="1"/>
@@ -2966,6 +4010,7 @@
         </w:tabs>
         <w:ind w:start="2880" w:hanging="360"/>
       </w:pPr>
+      <w:rPr/>
     </w:lvl>
     <w:lvl w:ilvl="7">
       <w:start w:val="1"/>
@@ -2978,6 +4023,7 @@
         </w:tabs>
         <w:ind w:start="3240" w:hanging="360"/>
       </w:pPr>
+      <w:rPr/>
     </w:lvl>
     <w:lvl w:ilvl="8">
       <w:start w:val="1"/>
@@ -2990,6 +4036,7 @@
         </w:tabs>
         <w:ind w:start="3600" w:hanging="360"/>
       </w:pPr>
+      <w:rPr/>
     </w:lvl>
   </w:abstractNum>
   <w:abstractNum w:abstractNumId="2">
@@ -3019,6 +4066,7 @@
         </w:tabs>
         <w:ind w:start="1080" w:hanging="360"/>
       </w:pPr>
+      <w:rPr/>
     </w:lvl>
     <w:lvl w:ilvl="2">
       <w:start w:val="1"/>
@@ -3031,6 +4079,7 @@
         </w:tabs>
         <w:ind w:start="1440" w:hanging="360"/>
       </w:pPr>
+      <w:rPr/>
     </w:lvl>
     <w:lvl w:ilvl="3">
       <w:start w:val="1"/>
@@ -3043,6 +4092,7 @@
         </w:tabs>
         <w:ind w:start="1800" w:hanging="360"/>
       </w:pPr>
+      <w:rPr/>
     </w:lvl>
     <w:lvl w:ilvl="4">
       <w:start w:val="1"/>
@@ -3055,6 +4105,7 @@
         </w:tabs>
         <w:ind w:start="2160" w:hanging="360"/>
       </w:pPr>
+      <w:rPr/>
     </w:lvl>
     <w:lvl w:ilvl="5">
       <w:start w:val="1"/>
@@ -3067,6 +4118,7 @@
         </w:tabs>
         <w:ind w:start="2520" w:hanging="360"/>
       </w:pPr>
+      <w:rPr/>
     </w:lvl>
     <w:lvl w:ilvl="6">
       <w:start w:val="1"/>
@@ -3079,6 +4131,7 @@
         </w:tabs>
         <w:ind w:start="2880" w:hanging="360"/>
       </w:pPr>
+      <w:rPr/>
     </w:lvl>
     <w:lvl w:ilvl="7">
       <w:start w:val="1"/>
@@ -3091,6 +4144,7 @@
         </w:tabs>
         <w:ind w:start="3240" w:hanging="360"/>
       </w:pPr>
+      <w:rPr/>
     </w:lvl>
     <w:lvl w:ilvl="8">
       <w:start w:val="1"/>
@@ -3103,6 +4157,7 @@
         </w:tabs>
         <w:ind w:start="3600" w:hanging="360"/>
       </w:pPr>
+      <w:rPr/>
     </w:lvl>
   </w:abstractNum>
   <w:abstractNum w:abstractNumId="3">
@@ -3132,6 +4187,7 @@
         </w:tabs>
         <w:ind w:start="1080" w:hanging="360"/>
       </w:pPr>
+      <w:rPr/>
     </w:lvl>
     <w:lvl w:ilvl="2">
       <w:start w:val="1"/>
@@ -3144,6 +4200,7 @@
         </w:tabs>
         <w:ind w:start="1440" w:hanging="360"/>
       </w:pPr>
+      <w:rPr/>
     </w:lvl>
     <w:lvl w:ilvl="3">
       <w:start w:val="1"/>
@@ -3156,6 +4213,7 @@
         </w:tabs>
         <w:ind w:start="1800" w:hanging="360"/>
       </w:pPr>
+      <w:rPr/>
     </w:lvl>
     <w:lvl w:ilvl="4">
       <w:start w:val="1"/>
@@ -3168,6 +4226,7 @@
         </w:tabs>
         <w:ind w:start="2160" w:hanging="360"/>
       </w:pPr>
+      <w:rPr/>
     </w:lvl>
     <w:lvl w:ilvl="5">
       <w:start w:val="1"/>
@@ -3180,6 +4239,7 @@
         </w:tabs>
         <w:ind w:start="2520" w:hanging="360"/>
       </w:pPr>
+      <w:rPr/>
     </w:lvl>
     <w:lvl w:ilvl="6">
       <w:start w:val="1"/>
@@ -3192,6 +4252,7 @@
         </w:tabs>
         <w:ind w:start="2880" w:hanging="360"/>
       </w:pPr>
+      <w:rPr/>
     </w:lvl>
     <w:lvl w:ilvl="7">
       <w:start w:val="1"/>
@@ -3204,6 +4265,7 @@
         </w:tabs>
         <w:ind w:start="3240" w:hanging="360"/>
       </w:pPr>
+      <w:rPr/>
     </w:lvl>
     <w:lvl w:ilvl="8">
       <w:start w:val="1"/>
@@ -3216,6 +4278,7 @@
         </w:tabs>
         <w:ind w:start="3600" w:hanging="360"/>
       </w:pPr>
+      <w:rPr/>
     </w:lvl>
   </w:abstractNum>
   <w:abstractNum w:abstractNumId="4">
@@ -3243,6 +4306,7 @@
         </w:tabs>
         <w:ind w:start="1080" w:hanging="360"/>
       </w:pPr>
+      <w:rPr/>
     </w:lvl>
     <w:lvl w:ilvl="2">
       <w:start w:val="1"/>
@@ -3255,6 +4319,7 @@
         </w:tabs>
         <w:ind w:start="1440" w:hanging="360"/>
       </w:pPr>
+      <w:rPr/>
     </w:lvl>
     <w:lvl w:ilvl="3">
       <w:start w:val="1"/>
@@ -3267,6 +4332,7 @@
         </w:tabs>
         <w:ind w:start="1800" w:hanging="360"/>
       </w:pPr>
+      <w:rPr/>
     </w:lvl>
     <w:lvl w:ilvl="4">
       <w:start w:val="1"/>
@@ -3279,6 +4345,7 @@
         </w:tabs>
         <w:ind w:start="2160" w:hanging="360"/>
       </w:pPr>
+      <w:rPr/>
     </w:lvl>
     <w:lvl w:ilvl="5">
       <w:start w:val="1"/>
@@ -3291,6 +4358,7 @@
         </w:tabs>
         <w:ind w:start="2520" w:hanging="360"/>
       </w:pPr>
+      <w:rPr/>
     </w:lvl>
     <w:lvl w:ilvl="6">
       <w:start w:val="1"/>
@@ -3303,6 +4371,7 @@
         </w:tabs>
         <w:ind w:start="2880" w:hanging="360"/>
       </w:pPr>
+      <w:rPr/>
     </w:lvl>
     <w:lvl w:ilvl="7">
       <w:start w:val="1"/>
@@ -3315,6 +4384,7 @@
         </w:tabs>
         <w:ind w:start="3240" w:hanging="360"/>
       </w:pPr>
+      <w:rPr/>
     </w:lvl>
     <w:lvl w:ilvl="8">
       <w:start w:val="1"/>
@@ -3327,6 +4397,7 @@
         </w:tabs>
         <w:ind w:start="3600" w:hanging="360"/>
       </w:pPr>
+      <w:rPr/>
     </w:lvl>
   </w:abstractNum>
   <w:abstractNum w:abstractNumId="5">
@@ -3354,6 +4425,7 @@
         </w:tabs>
         <w:ind w:start="1080" w:hanging="360"/>
       </w:pPr>
+      <w:rPr/>
     </w:lvl>
     <w:lvl w:ilvl="2">
       <w:start w:val="1"/>
@@ -3366,6 +4438,7 @@
         </w:tabs>
         <w:ind w:start="1440" w:hanging="360"/>
       </w:pPr>
+      <w:rPr/>
     </w:lvl>
     <w:lvl w:ilvl="3">
       <w:start w:val="1"/>
@@ -3378,6 +4451,7 @@
         </w:tabs>
         <w:ind w:start="1800" w:hanging="360"/>
       </w:pPr>
+      <w:rPr/>
     </w:lvl>
     <w:lvl w:ilvl="4">
       <w:start w:val="1"/>
@@ -3390,6 +4464,7 @@
         </w:tabs>
         <w:ind w:start="2160" w:hanging="360"/>
       </w:pPr>
+      <w:rPr/>
     </w:lvl>
     <w:lvl w:ilvl="5">
       <w:start w:val="1"/>
@@ -3402,6 +4477,7 @@
         </w:tabs>
         <w:ind w:start="2520" w:hanging="360"/>
       </w:pPr>
+      <w:rPr/>
     </w:lvl>
     <w:lvl w:ilvl="6">
       <w:start w:val="1"/>
@@ -3414,6 +4490,7 @@
         </w:tabs>
         <w:ind w:start="2880" w:hanging="360"/>
       </w:pPr>
+      <w:rPr/>
     </w:lvl>
     <w:lvl w:ilvl="7">
       <w:start w:val="1"/>
@@ -3426,6 +4503,7 @@
         </w:tabs>
         <w:ind w:start="3240" w:hanging="360"/>
       </w:pPr>
+      <w:rPr/>
     </w:lvl>
     <w:lvl w:ilvl="8">
       <w:start w:val="1"/>
@@ -3438,6 +4516,7 @@
         </w:tabs>
         <w:ind w:start="3600" w:hanging="360"/>
       </w:pPr>
+      <w:rPr/>
     </w:lvl>
   </w:abstractNum>
   <w:abstractNum w:abstractNumId="6">
@@ -3465,6 +4544,7 @@
         </w:tabs>
         <w:ind w:start="1080" w:hanging="360"/>
       </w:pPr>
+      <w:rPr/>
     </w:lvl>
     <w:lvl w:ilvl="2">
       <w:start w:val="1"/>
@@ -3477,6 +4557,7 @@
         </w:tabs>
         <w:ind w:start="1440" w:hanging="360"/>
       </w:pPr>
+      <w:rPr/>
     </w:lvl>
     <w:lvl w:ilvl="3">
       <w:start w:val="1"/>
@@ -3489,6 +4570,7 @@
         </w:tabs>
         <w:ind w:start="1800" w:hanging="360"/>
       </w:pPr>
+      <w:rPr/>
     </w:lvl>
     <w:lvl w:ilvl="4">
       <w:start w:val="1"/>
@@ -3501,6 +4583,7 @@
         </w:tabs>
         <w:ind w:start="2160" w:hanging="360"/>
       </w:pPr>
+      <w:rPr/>
     </w:lvl>
     <w:lvl w:ilvl="5">
       <w:start w:val="1"/>
@@ -3513,6 +4596,7 @@
         </w:tabs>
         <w:ind w:start="2520" w:hanging="360"/>
       </w:pPr>
+      <w:rPr/>
     </w:lvl>
     <w:lvl w:ilvl="6">
       <w:start w:val="1"/>
@@ -3525,6 +4609,7 @@
         </w:tabs>
         <w:ind w:start="2880" w:hanging="360"/>
       </w:pPr>
+      <w:rPr/>
     </w:lvl>
     <w:lvl w:ilvl="7">
       <w:start w:val="1"/>
@@ -3537,6 +4622,7 @@
         </w:tabs>
         <w:ind w:start="3240" w:hanging="360"/>
       </w:pPr>
+      <w:rPr/>
     </w:lvl>
     <w:lvl w:ilvl="8">
       <w:start w:val="1"/>
@@ -3549,6 +4635,7 @@
         </w:tabs>
         <w:ind w:start="3600" w:hanging="360"/>
       </w:pPr>
+      <w:rPr/>
     </w:lvl>
   </w:abstractNum>
   <w:abstractNum w:abstractNumId="7">
@@ -3699,7 +4786,7 @@
   <w:docDefaults>
     <w:rPrDefault>
       <w:rPr>
-        <w:rFonts w:ascii="Cambria" w:hAnsi="Cambria" w:eastAsia="ＭＳ 明朝" w:cs="" w:asciiTheme="minorHAnsi" w:cstheme="minorBidi" w:eastAsiaTheme="minorEastAsia" w:hAnsiTheme="minorHAnsi"/>
+        <w:rFonts w:ascii="Cambria" w:hAnsi="Cambria" w:eastAsia="" w:cs="" w:asciiTheme="minorHAnsi" w:cstheme="minorBidi" w:eastAsiaTheme="minorEastAsia" w:hAnsiTheme="minorHAnsi"/>
         <w:sz w:val="22"/>
         <w:szCs w:val="22"/>
         <w:lang w:val="en-US" w:eastAsia="en-US" w:bidi="ar-SA"/>
@@ -3856,12 +4943,13 @@
     <w:rsid w:val="00fc693f"/>
     <w:pPr>
       <w:widowControl/>
+      <w:suppressAutoHyphens w:val="true"/>
       <w:bidi w:val="0"/>
       <w:spacing w:lineRule="auto" w:line="240" w:before="0" w:after="200"/>
       <w:jc w:val="start"/>
     </w:pPr>
     <w:rPr>
-      <w:rFonts w:ascii="Arial" w:hAnsi="Arial" w:eastAsia="ＭＳ 明朝" w:cs="" w:cstheme="minorBidi" w:eastAsiaTheme="minorEastAsia"/>
+      <w:rFonts w:ascii="Arial" w:hAnsi="Arial" w:eastAsia="" w:cs="" w:cstheme="minorBidi" w:eastAsiaTheme="minorEastAsia"/>
       <w:color w:val="auto"/>
       <w:kern w:val="0"/>
       <w:sz w:val="21"/>
@@ -3884,7 +4972,7 @@
       <w:outlineLvl w:val="0"/>
     </w:pPr>
     <w:rPr>
-      <w:rFonts w:ascii="Calibri" w:hAnsi="Calibri" w:eastAsia="ＭＳ ゴシック" w:cs="" w:asciiTheme="majorHAnsi" w:cstheme="majorBidi" w:eastAsiaTheme="majorEastAsia" w:hAnsiTheme="majorHAnsi"/>
+      <w:rFonts w:ascii="Calibri" w:hAnsi="Calibri" w:eastAsia="" w:cs="" w:asciiTheme="majorHAnsi" w:cstheme="majorBidi" w:eastAsiaTheme="majorEastAsia" w:hAnsiTheme="majorHAnsi"/>
       <w:b/>
       <w:bCs/>
       <w:color w:themeColor="accent1" w:themeShade="bf" w:val="365F91"/>
@@ -3908,7 +4996,7 @@
       <w:outlineLvl w:val="1"/>
     </w:pPr>
     <w:rPr>
-      <w:rFonts w:ascii="Calibri" w:hAnsi="Calibri" w:eastAsia="ＭＳ ゴシック" w:cs="" w:asciiTheme="majorHAnsi" w:cstheme="majorBidi" w:eastAsiaTheme="majorEastAsia" w:hAnsiTheme="majorHAnsi"/>
+      <w:rFonts w:ascii="Calibri" w:hAnsi="Calibri" w:eastAsia="" w:cs="" w:asciiTheme="majorHAnsi" w:cstheme="majorBidi" w:eastAsiaTheme="majorEastAsia" w:hAnsiTheme="majorHAnsi"/>
       <w:b/>
       <w:bCs/>
       <w:color w:themeColor="accent1" w:val="4F81BD"/>
@@ -3932,7 +5020,7 @@
       <w:outlineLvl w:val="2"/>
     </w:pPr>
     <w:rPr>
-      <w:rFonts w:ascii="Calibri" w:hAnsi="Calibri" w:eastAsia="ＭＳ ゴシック" w:cs="" w:asciiTheme="majorHAnsi" w:cstheme="majorBidi" w:eastAsiaTheme="majorEastAsia" w:hAnsiTheme="majorHAnsi"/>
+      <w:rFonts w:ascii="Calibri" w:hAnsi="Calibri" w:eastAsia="" w:cs="" w:asciiTheme="majorHAnsi" w:cstheme="majorBidi" w:eastAsiaTheme="majorEastAsia" w:hAnsiTheme="majorHAnsi"/>
       <w:b/>
       <w:bCs/>
       <w:color w:themeColor="accent1" w:val="4F81BD"/>
@@ -3955,7 +5043,7 @@
       <w:outlineLvl w:val="3"/>
     </w:pPr>
     <w:rPr>
-      <w:rFonts w:ascii="Calibri" w:hAnsi="Calibri" w:eastAsia="ＭＳ ゴシック" w:cs="" w:asciiTheme="majorHAnsi" w:cstheme="majorBidi" w:eastAsiaTheme="majorEastAsia" w:hAnsiTheme="majorHAnsi"/>
+      <w:rFonts w:ascii="Calibri" w:hAnsi="Calibri" w:eastAsia="" w:cs="" w:asciiTheme="majorHAnsi" w:cstheme="majorBidi" w:eastAsiaTheme="majorEastAsia" w:hAnsiTheme="majorHAnsi"/>
       <w:b/>
       <w:bCs/>
       <w:i/>
@@ -3980,7 +5068,7 @@
       <w:outlineLvl w:val="4"/>
     </w:pPr>
     <w:rPr>
-      <w:rFonts w:ascii="Calibri" w:hAnsi="Calibri" w:eastAsia="ＭＳ ゴシック" w:cs="" w:asciiTheme="majorHAnsi" w:cstheme="majorBidi" w:eastAsiaTheme="majorEastAsia" w:hAnsiTheme="majorHAnsi"/>
+      <w:rFonts w:ascii="Calibri" w:hAnsi="Calibri" w:eastAsia="" w:cs="" w:asciiTheme="majorHAnsi" w:cstheme="majorBidi" w:eastAsiaTheme="majorEastAsia" w:hAnsiTheme="majorHAnsi"/>
       <w:color w:themeColor="accent1" w:themeShade="7f" w:val="243F60"/>
     </w:rPr>
   </w:style>
@@ -4001,7 +5089,7 @@
       <w:outlineLvl w:val="5"/>
     </w:pPr>
     <w:rPr>
-      <w:rFonts w:ascii="Calibri" w:hAnsi="Calibri" w:eastAsia="ＭＳ ゴシック" w:cs="" w:asciiTheme="majorHAnsi" w:cstheme="majorBidi" w:eastAsiaTheme="majorEastAsia" w:hAnsiTheme="majorHAnsi"/>
+      <w:rFonts w:ascii="Calibri" w:hAnsi="Calibri" w:eastAsia="" w:cs="" w:asciiTheme="majorHAnsi" w:cstheme="majorBidi" w:eastAsiaTheme="majorEastAsia" w:hAnsiTheme="majorHAnsi"/>
       <w:i/>
       <w:iCs/>
       <w:color w:themeColor="accent1" w:themeShade="7f" w:val="243F60"/>
@@ -4024,7 +5112,7 @@
       <w:outlineLvl w:val="6"/>
     </w:pPr>
     <w:rPr>
-      <w:rFonts w:ascii="Calibri" w:hAnsi="Calibri" w:eastAsia="ＭＳ ゴシック" w:cs="" w:asciiTheme="majorHAnsi" w:cstheme="majorBidi" w:eastAsiaTheme="majorEastAsia" w:hAnsiTheme="majorHAnsi"/>
+      <w:rFonts w:ascii="Calibri" w:hAnsi="Calibri" w:eastAsia="" w:cs="" w:asciiTheme="majorHAnsi" w:cstheme="majorBidi" w:eastAsiaTheme="majorEastAsia" w:hAnsiTheme="majorHAnsi"/>
       <w:i/>
       <w:iCs/>
       <w:color w:themeColor="text1" w:themeTint="bf" w:val="404040"/>
@@ -4047,7 +5135,7 @@
       <w:outlineLvl w:val="7"/>
     </w:pPr>
     <w:rPr>
-      <w:rFonts w:ascii="Calibri" w:hAnsi="Calibri" w:eastAsia="ＭＳ ゴシック" w:cs="" w:asciiTheme="majorHAnsi" w:cstheme="majorBidi" w:eastAsiaTheme="majorEastAsia" w:hAnsiTheme="majorHAnsi"/>
+      <w:rFonts w:ascii="Calibri" w:hAnsi="Calibri" w:eastAsia="" w:cs="" w:asciiTheme="majorHAnsi" w:cstheme="majorBidi" w:eastAsiaTheme="majorEastAsia" w:hAnsiTheme="majorHAnsi"/>
       <w:color w:themeColor="accent1" w:val="4F81BD"/>
       <w:sz w:val="20"/>
       <w:szCs w:val="20"/>
@@ -4070,7 +5158,7 @@
       <w:outlineLvl w:val="8"/>
     </w:pPr>
     <w:rPr>
-      <w:rFonts w:ascii="Calibri" w:hAnsi="Calibri" w:eastAsia="ＭＳ ゴシック" w:cs="" w:asciiTheme="majorHAnsi" w:cstheme="majorBidi" w:eastAsiaTheme="majorEastAsia" w:hAnsiTheme="majorHAnsi"/>
+      <w:rFonts w:ascii="Calibri" w:hAnsi="Calibri" w:eastAsia="" w:cs="" w:asciiTheme="majorHAnsi" w:cstheme="majorBidi" w:eastAsiaTheme="majorEastAsia" w:hAnsiTheme="majorHAnsi"/>
       <w:i/>
       <w:iCs/>
       <w:color w:themeColor="text1" w:themeTint="bf" w:val="404040"/>
@@ -4112,7 +5200,7 @@
     <w:qFormat/>
     <w:rsid w:val="00fc693f"/>
     <w:rPr>
-      <w:rFonts w:ascii="Calibri" w:hAnsi="Calibri" w:eastAsia="ＭＳ ゴシック" w:cs="" w:asciiTheme="majorHAnsi" w:cstheme="majorBidi" w:eastAsiaTheme="majorEastAsia" w:hAnsiTheme="majorHAnsi"/>
+      <w:rFonts w:ascii="Calibri" w:hAnsi="Calibri" w:eastAsia="" w:cs="" w:asciiTheme="majorHAnsi" w:cstheme="majorBidi" w:eastAsiaTheme="majorEastAsia" w:hAnsiTheme="majorHAnsi"/>
       <w:b/>
       <w:bCs/>
       <w:color w:themeColor="accent1" w:themeShade="bf" w:val="365F91"/>
@@ -4128,7 +5216,7 @@
     <w:qFormat/>
     <w:rsid w:val="00fc693f"/>
     <w:rPr>
-      <w:rFonts w:ascii="Calibri" w:hAnsi="Calibri" w:eastAsia="ＭＳ ゴシック" w:cs="" w:asciiTheme="majorHAnsi" w:cstheme="majorBidi" w:eastAsiaTheme="majorEastAsia" w:hAnsiTheme="majorHAnsi"/>
+      <w:rFonts w:ascii="Calibri" w:hAnsi="Calibri" w:eastAsia="" w:cs="" w:asciiTheme="majorHAnsi" w:cstheme="majorBidi" w:eastAsiaTheme="majorEastAsia" w:hAnsiTheme="majorHAnsi"/>
       <w:b/>
       <w:bCs/>
       <w:color w:themeColor="accent1" w:val="4F81BD"/>
@@ -4144,7 +5232,7 @@
     <w:qFormat/>
     <w:rsid w:val="00fc693f"/>
     <w:rPr>
-      <w:rFonts w:ascii="Calibri" w:hAnsi="Calibri" w:eastAsia="ＭＳ ゴシック" w:cs="" w:asciiTheme="majorHAnsi" w:cstheme="majorBidi" w:eastAsiaTheme="majorEastAsia" w:hAnsiTheme="majorHAnsi"/>
+      <w:rFonts w:ascii="Calibri" w:hAnsi="Calibri" w:eastAsia="" w:cs="" w:asciiTheme="majorHAnsi" w:cstheme="majorBidi" w:eastAsiaTheme="majorEastAsia" w:hAnsiTheme="majorHAnsi"/>
       <w:b/>
       <w:bCs/>
       <w:color w:themeColor="accent1" w:val="4F81BD"/>
@@ -4158,7 +5246,7 @@
     <w:qFormat/>
     <w:rsid w:val="00fc693f"/>
     <w:rPr>
-      <w:rFonts w:ascii="Calibri" w:hAnsi="Calibri" w:eastAsia="ＭＳ ゴシック" w:cs="" w:asciiTheme="majorHAnsi" w:cstheme="majorBidi" w:eastAsiaTheme="majorEastAsia" w:hAnsiTheme="majorHAnsi"/>
+      <w:rFonts w:ascii="Calibri" w:hAnsi="Calibri" w:eastAsia="" w:cs="" w:asciiTheme="majorHAnsi" w:cstheme="majorBidi" w:eastAsiaTheme="majorEastAsia" w:hAnsiTheme="majorHAnsi"/>
       <w:color w:themeColor="text2" w:themeShade="bf" w:val="17365D"/>
       <w:spacing w:val="5"/>
       <w:kern w:val="2"/>
@@ -4174,7 +5262,7 @@
     <w:qFormat/>
     <w:rsid w:val="00fc693f"/>
     <w:rPr>
-      <w:rFonts w:ascii="Calibri" w:hAnsi="Calibri" w:eastAsia="ＭＳ ゴシック" w:cs="" w:asciiTheme="majorHAnsi" w:cstheme="majorBidi" w:eastAsiaTheme="majorEastAsia" w:hAnsiTheme="majorHAnsi"/>
+      <w:rFonts w:ascii="Calibri" w:hAnsi="Calibri" w:eastAsia="" w:cs="" w:asciiTheme="majorHAnsi" w:cstheme="majorBidi" w:eastAsiaTheme="majorEastAsia" w:hAnsiTheme="majorHAnsi"/>
       <w:i/>
       <w:iCs/>
       <w:color w:themeColor="accent1" w:val="4F81BD"/>
@@ -4247,7 +5335,7 @@
     <w:qFormat/>
     <w:rsid w:val="00fc693f"/>
     <w:rPr>
-      <w:rFonts w:ascii="Calibri" w:hAnsi="Calibri" w:eastAsia="ＭＳ ゴシック" w:cs="" w:asciiTheme="majorHAnsi" w:cstheme="majorBidi" w:eastAsiaTheme="majorEastAsia" w:hAnsiTheme="majorHAnsi"/>
+      <w:rFonts w:ascii="Calibri" w:hAnsi="Calibri" w:eastAsia="" w:cs="" w:asciiTheme="majorHAnsi" w:cstheme="majorBidi" w:eastAsiaTheme="majorEastAsia" w:hAnsiTheme="majorHAnsi"/>
       <w:b/>
       <w:bCs/>
       <w:i/>
@@ -4264,7 +5352,7 @@
     <w:qFormat/>
     <w:rsid w:val="00fc693f"/>
     <w:rPr>
-      <w:rFonts w:ascii="Calibri" w:hAnsi="Calibri" w:eastAsia="ＭＳ ゴシック" w:cs="" w:asciiTheme="majorHAnsi" w:cstheme="majorBidi" w:eastAsiaTheme="majorEastAsia" w:hAnsiTheme="majorHAnsi"/>
+      <w:rFonts w:ascii="Calibri" w:hAnsi="Calibri" w:eastAsia="" w:cs="" w:asciiTheme="majorHAnsi" w:cstheme="majorBidi" w:eastAsiaTheme="majorEastAsia" w:hAnsiTheme="majorHAnsi"/>
       <w:color w:themeColor="accent1" w:themeShade="7f" w:val="243F60"/>
     </w:rPr>
   </w:style>
@@ -4277,7 +5365,7 @@
     <w:qFormat/>
     <w:rsid w:val="00fc693f"/>
     <w:rPr>
-      <w:rFonts w:ascii="Calibri" w:hAnsi="Calibri" w:eastAsia="ＭＳ ゴシック" w:cs="" w:asciiTheme="majorHAnsi" w:cstheme="majorBidi" w:eastAsiaTheme="majorEastAsia" w:hAnsiTheme="majorHAnsi"/>
+      <w:rFonts w:ascii="Calibri" w:hAnsi="Calibri" w:eastAsia="" w:cs="" w:asciiTheme="majorHAnsi" w:cstheme="majorBidi" w:eastAsiaTheme="majorEastAsia" w:hAnsiTheme="majorHAnsi"/>
       <w:i/>
       <w:iCs/>
       <w:color w:themeColor="accent1" w:themeShade="7f" w:val="243F60"/>
@@ -4292,7 +5380,7 @@
     <w:qFormat/>
     <w:rsid w:val="00fc693f"/>
     <w:rPr>
-      <w:rFonts w:ascii="Calibri" w:hAnsi="Calibri" w:eastAsia="ＭＳ ゴシック" w:cs="" w:asciiTheme="majorHAnsi" w:cstheme="majorBidi" w:eastAsiaTheme="majorEastAsia" w:hAnsiTheme="majorHAnsi"/>
+      <w:rFonts w:ascii="Calibri" w:hAnsi="Calibri" w:eastAsia="" w:cs="" w:asciiTheme="majorHAnsi" w:cstheme="majorBidi" w:eastAsiaTheme="majorEastAsia" w:hAnsiTheme="majorHAnsi"/>
       <w:i/>
       <w:iCs/>
       <w:color w:themeColor="text1" w:themeTint="bf" w:val="404040"/>
@@ -4307,7 +5395,7 @@
     <w:qFormat/>
     <w:rsid w:val="00fc693f"/>
     <w:rPr>
-      <w:rFonts w:ascii="Calibri" w:hAnsi="Calibri" w:eastAsia="ＭＳ ゴシック" w:cs="" w:asciiTheme="majorHAnsi" w:cstheme="majorBidi" w:eastAsiaTheme="majorEastAsia" w:hAnsiTheme="majorHAnsi"/>
+      <w:rFonts w:ascii="Calibri" w:hAnsi="Calibri" w:eastAsia="" w:cs="" w:asciiTheme="majorHAnsi" w:cstheme="majorBidi" w:eastAsiaTheme="majorEastAsia" w:hAnsiTheme="majorHAnsi"/>
       <w:color w:themeColor="accent1" w:val="4F81BD"/>
       <w:sz w:val="20"/>
       <w:szCs w:val="20"/>
@@ -4322,7 +5410,7 @@
     <w:qFormat/>
     <w:rsid w:val="00fc693f"/>
     <w:rPr>
-      <w:rFonts w:ascii="Calibri" w:hAnsi="Calibri" w:eastAsia="ＭＳ ゴシック" w:cs="" w:asciiTheme="majorHAnsi" w:cstheme="majorBidi" w:eastAsiaTheme="majorEastAsia" w:hAnsiTheme="majorHAnsi"/>
+      <w:rFonts w:ascii="Calibri" w:hAnsi="Calibri" w:eastAsia="" w:cs="" w:asciiTheme="majorHAnsi" w:cstheme="majorBidi" w:eastAsiaTheme="majorEastAsia" w:hAnsiTheme="majorHAnsi"/>
       <w:i/>
       <w:iCs/>
       <w:color w:themeColor="text1" w:themeTint="bf" w:val="404040"/>
@@ -4552,12 +5640,13 @@
     <w:rsid w:val="00fc693f"/>
     <w:pPr>
       <w:widowControl/>
+      <w:suppressAutoHyphens w:val="true"/>
       <w:bidi w:val="0"/>
       <w:spacing w:lineRule="auto" w:line="240" w:before="0" w:after="0"/>
       <w:jc w:val="start"/>
     </w:pPr>
     <w:rPr>
-      <w:rFonts w:ascii="Cambria" w:hAnsi="Cambria" w:eastAsia="ＭＳ 明朝" w:cs="" w:asciiTheme="minorHAnsi" w:cstheme="minorBidi" w:eastAsiaTheme="minorEastAsia" w:hAnsiTheme="minorHAnsi"/>
+      <w:rFonts w:ascii="Cambria" w:hAnsi="Cambria" w:eastAsia="" w:cs="" w:asciiTheme="minorHAnsi" w:cstheme="minorBidi" w:eastAsiaTheme="minorEastAsia" w:hAnsiTheme="minorHAnsi"/>
       <w:color w:val="auto"/>
       <w:kern w:val="0"/>
       <w:sz w:val="22"/>
@@ -4581,7 +5670,7 @@
       <w:contextualSpacing/>
     </w:pPr>
     <w:rPr>
-      <w:rFonts w:ascii="Calibri" w:hAnsi="Calibri" w:eastAsia="ＭＳ ゴシック" w:cs="" w:asciiTheme="majorHAnsi" w:cstheme="majorBidi" w:eastAsiaTheme="majorEastAsia" w:hAnsiTheme="majorHAnsi"/>
+      <w:rFonts w:ascii="Calibri" w:hAnsi="Calibri" w:eastAsia="" w:cs="" w:asciiTheme="majorHAnsi" w:cstheme="majorBidi" w:eastAsiaTheme="majorEastAsia" w:hAnsiTheme="majorHAnsi"/>
       <w:color w:themeColor="text2" w:themeShade="bf" w:val="17365D"/>
       <w:spacing w:val="5"/>
       <w:kern w:val="2"/>
@@ -4599,7 +5688,7 @@
     <w:rsid w:val="00fc693f"/>
     <w:pPr/>
     <w:rPr>
-      <w:rFonts w:ascii="Calibri" w:hAnsi="Calibri" w:eastAsia="ＭＳ ゴシック" w:cs="" w:asciiTheme="majorHAnsi" w:cstheme="majorBidi" w:eastAsiaTheme="majorEastAsia" w:hAnsiTheme="majorHAnsi"/>
+      <w:rFonts w:ascii="Calibri" w:hAnsi="Calibri" w:eastAsia="" w:cs="" w:asciiTheme="majorHAnsi" w:cstheme="majorBidi" w:eastAsiaTheme="majorEastAsia" w:hAnsiTheme="majorHAnsi"/>
       <w:i/>
       <w:iCs/>
       <w:color w:themeColor="accent1" w:val="4F81BD"/>
@@ -4832,12 +5921,13 @@
         <w:tab w:val="left" w:pos="3456" w:leader="none"/>
         <w:tab w:val="left" w:pos="4032" w:leader="none"/>
       </w:tabs>
+      <w:suppressAutoHyphens w:val="true"/>
       <w:bidi w:val="0"/>
       <w:spacing w:lineRule="auto" w:line="276" w:before="0" w:after="200"/>
       <w:jc w:val="start"/>
     </w:pPr>
     <w:rPr>
-      <w:rFonts w:ascii="Courier" w:hAnsi="Courier" w:eastAsia="ＭＳ 明朝" w:cs="" w:cstheme="minorBidi" w:eastAsiaTheme="minorEastAsia"/>
+      <w:rFonts w:ascii="Courier" w:hAnsi="Courier" w:eastAsia="" w:cs="" w:cstheme="minorBidi" w:eastAsiaTheme="minorEastAsia"/>
       <w:color w:val="auto"/>
       <w:kern w:val="0"/>
       <w:sz w:val="20"/>
@@ -8035,7 +9125,6 @@
       <w:pPr>
         <w:spacing w:before="0" w:after="0" w:line="240" w:lineRule="auto"/>
       </w:pPr>
-      <w:rPr/>
       <w:tblPr/>
       <w:tcPr>
         <w:tcBorders>
@@ -8181,7 +9270,6 @@
       <w:pPr>
         <w:spacing w:before="0" w:after="0" w:line="240" w:lineRule="auto"/>
       </w:pPr>
-      <w:rPr/>
       <w:tblPr/>
       <w:tcPr>
         <w:tcBorders>
@@ -8327,7 +9415,6 @@
       <w:pPr>
         <w:spacing w:before="0" w:after="0" w:line="240" w:lineRule="auto"/>
       </w:pPr>
-      <w:rPr/>
       <w:tblPr/>
       <w:tcPr>
         <w:tcBorders>
@@ -8473,7 +9560,6 @@
       <w:pPr>
         <w:spacing w:before="0" w:after="0" w:line="240" w:lineRule="auto"/>
       </w:pPr>
-      <w:rPr/>
       <w:tblPr/>
       <w:tcPr>
         <w:tcBorders>
@@ -8619,7 +9705,6 @@
       <w:pPr>
         <w:spacing w:before="0" w:after="0" w:line="240" w:lineRule="auto"/>
       </w:pPr>
-      <w:rPr/>
       <w:tblPr/>
       <w:tcPr>
         <w:tcBorders>
@@ -8765,7 +9850,6 @@
       <w:pPr>
         <w:spacing w:before="0" w:after="0" w:line="240" w:lineRule="auto"/>
       </w:pPr>
-      <w:rPr/>
       <w:tblPr/>
       <w:tcPr>
         <w:tcBorders>
@@ -8911,7 +9995,6 @@
       <w:pPr>
         <w:spacing w:before="0" w:after="0" w:line="240" w:lineRule="auto"/>
       </w:pPr>
-      <w:rPr/>
       <w:tblPr/>
       <w:tcPr>
         <w:tcBorders>
